--- a/Diplom/Пояснительная записка Шаламов.docx
+++ b/Diplom/Пояснительная записка Шаламов.docx
@@ -964,13 +964,10 @@
         <w:p>
           <w:pPr>
             <w:pStyle w:val="14"/>
-            <w:rPr>
-              <w:rFonts w:asciiTheme="minorHAnsi" w:hAnsiTheme="minorHAnsi" w:eastAsiaTheme="minorEastAsia" w:cstheme="minorBidi"/>
-              <w:b w:val="0"/>
-              <w:bCs w:val="0"/>
-              <w:sz w:val="22"/>
-              <w:lang w:eastAsia="ru-RU"/>
-            </w:rPr>
+            <w:tabs>
+              <w:tab w:val="right" w:leader="dot" w:pos="9355"/>
+              <w:tab w:val="clear" w:pos="9345"/>
+            </w:tabs>
           </w:pPr>
           <w:r>
             <w:rPr>
@@ -993,17 +990,26 @@
             <w:fldChar w:fldCharType="separate"/>
           </w:r>
           <w:r>
+            <w:rPr>
+              <w:bCs w:val="0"/>
+              <w:color w:val="FF0000"/>
+            </w:rPr>
             <w:fldChar w:fldCharType="begin"/>
           </w:r>
           <w:r>
-            <w:instrText xml:space="preserve"> HYPERLINK \l "_Toc224554150" </w:instrText>
-          </w:r>
-          <w:r>
+            <w:rPr>
+              <w:bCs w:val="0"/>
+            </w:rPr>
+            <w:instrText xml:space="preserve"> HYPERLINK \l _Toc3839 </w:instrText>
+          </w:r>
+          <w:r>
+            <w:rPr>
+              <w:bCs w:val="0"/>
+            </w:rPr>
             <w:fldChar w:fldCharType="separate"/>
           </w:r>
           <w:r>
             <w:rPr>
-              <w:rStyle w:val="10"/>
               <w:shd w:val="clear" w:color="auto" w:fill="FFFFFF"/>
             </w:rPr>
             <w:t>Пояснительная записка</w:t>
@@ -1015,7 +1021,7 @@
             <w:fldChar w:fldCharType="begin"/>
           </w:r>
           <w:r>
-            <w:instrText xml:space="preserve"> PAGEREF _Toc224554150 \h </w:instrText>
+            <w:instrText xml:space="preserve"> PAGEREF _Toc3839 \h </w:instrText>
           </w:r>
           <w:r>
             <w:fldChar w:fldCharType="separate"/>
@@ -1027,102 +1033,122 @@
             <w:fldChar w:fldCharType="end"/>
           </w:r>
           <w:r>
+            <w:rPr>
+              <w:bCs w:val="0"/>
+              <w:color w:val="FF0000"/>
+            </w:rPr>
             <w:fldChar w:fldCharType="end"/>
           </w:r>
         </w:p>
         <w:p>
           <w:pPr>
             <w:pStyle w:val="14"/>
+            <w:tabs>
+              <w:tab w:val="right" w:leader="dot" w:pos="9355"/>
+              <w:tab w:val="clear" w:pos="9345"/>
+            </w:tabs>
+          </w:pPr>
+          <w:r>
             <w:rPr>
-              <w:rFonts w:asciiTheme="minorHAnsi" w:hAnsiTheme="minorHAnsi" w:eastAsiaTheme="minorEastAsia" w:cstheme="minorBidi"/>
-              <w:b w:val="0"/>
-              <w:bCs w:val="0"/>
-              <w:sz w:val="22"/>
-              <w:lang w:eastAsia="ru-RU"/>
+              <w:bCs/>
+              <w:color w:val="FF0000"/>
             </w:rPr>
-          </w:pPr>
-          <w:r>
             <w:fldChar w:fldCharType="begin"/>
           </w:r>
           <w:r>
-            <w:instrText xml:space="preserve"> HYPERLINK \l "_Toc224554151" </w:instrText>
-          </w:r>
-          <w:r>
+            <w:rPr>
+              <w:bCs/>
+            </w:rPr>
+            <w:instrText xml:space="preserve"> HYPERLINK \l _Toc28343 </w:instrText>
+          </w:r>
+          <w:r>
+            <w:rPr>
+              <w:bCs/>
+            </w:rPr>
             <w:fldChar w:fldCharType="separate"/>
           </w:r>
           <w:r>
+            <w:t>Введение</w:t>
+          </w:r>
+          <w:r>
+            <w:tab/>
+          </w:r>
+          <w:r>
+            <w:fldChar w:fldCharType="begin"/>
+          </w:r>
+          <w:r>
+            <w:instrText xml:space="preserve"> PAGEREF _Toc28343 \h </w:instrText>
+          </w:r>
+          <w:r>
+            <w:fldChar w:fldCharType="separate"/>
+          </w:r>
+          <w:r>
+            <w:t>4</w:t>
+          </w:r>
+          <w:r>
+            <w:fldChar w:fldCharType="end"/>
+          </w:r>
+          <w:r>
             <w:rPr>
-              <w:rStyle w:val="10"/>
+              <w:bCs/>
+              <w:color w:val="FF0000"/>
             </w:rPr>
-            <w:t>Введение</w:t>
-          </w:r>
-          <w:r>
-            <w:tab/>
-          </w:r>
-          <w:r>
-            <w:fldChar w:fldCharType="begin"/>
-          </w:r>
-          <w:r>
-            <w:instrText xml:space="preserve"> PAGEREF _Toc224554151 \h </w:instrText>
-          </w:r>
-          <w:r>
-            <w:fldChar w:fldCharType="separate"/>
-          </w:r>
-          <w:r>
-            <w:t>4</w:t>
-          </w:r>
-          <w:r>
-            <w:fldChar w:fldCharType="end"/>
-          </w:r>
-          <w:r>
             <w:fldChar w:fldCharType="end"/>
           </w:r>
         </w:p>
         <w:p>
           <w:pPr>
             <w:pStyle w:val="14"/>
+            <w:tabs>
+              <w:tab w:val="right" w:leader="dot" w:pos="9355"/>
+              <w:tab w:val="clear" w:pos="9345"/>
+            </w:tabs>
+          </w:pPr>
+          <w:r>
             <w:rPr>
-              <w:rFonts w:asciiTheme="minorHAnsi" w:hAnsiTheme="minorHAnsi" w:eastAsiaTheme="minorEastAsia" w:cstheme="minorBidi"/>
-              <w:b w:val="0"/>
-              <w:bCs w:val="0"/>
-              <w:sz w:val="22"/>
-              <w:lang w:eastAsia="ru-RU"/>
+              <w:bCs/>
+              <w:color w:val="FF0000"/>
             </w:rPr>
-          </w:pPr>
-          <w:r>
             <w:fldChar w:fldCharType="begin"/>
           </w:r>
           <w:r>
-            <w:instrText xml:space="preserve"> HYPERLINK \l "_Toc224554152" </w:instrText>
-          </w:r>
-          <w:r>
+            <w:rPr>
+              <w:bCs/>
+            </w:rPr>
+            <w:instrText xml:space="preserve"> HYPERLINK \l _Toc29028 </w:instrText>
+          </w:r>
+          <w:r>
+            <w:rPr>
+              <w:bCs/>
+            </w:rPr>
             <w:fldChar w:fldCharType="separate"/>
           </w:r>
           <w:r>
+            <w:t>Описание предметной области, анализ и выбор методов решения</w:t>
+          </w:r>
+          <w:r>
+            <w:tab/>
+          </w:r>
+          <w:r>
+            <w:fldChar w:fldCharType="begin"/>
+          </w:r>
+          <w:r>
+            <w:instrText xml:space="preserve"> PAGEREF _Toc29028 \h </w:instrText>
+          </w:r>
+          <w:r>
+            <w:fldChar w:fldCharType="separate"/>
+          </w:r>
+          <w:r>
+            <w:t>13</w:t>
+          </w:r>
+          <w:r>
+            <w:fldChar w:fldCharType="end"/>
+          </w:r>
+          <w:r>
             <w:rPr>
-              <w:rStyle w:val="10"/>
+              <w:bCs/>
+              <w:color w:val="FF0000"/>
             </w:rPr>
-            <w:t>Описание предметной области, анализ и выбор методов решения</w:t>
-          </w:r>
-          <w:r>
-            <w:tab/>
-          </w:r>
-          <w:r>
-            <w:fldChar w:fldCharType="begin"/>
-          </w:r>
-          <w:r>
-            <w:instrText xml:space="preserve"> PAGEREF _Toc224554152 \h </w:instrText>
-          </w:r>
-          <w:r>
-            <w:fldChar w:fldCharType="separate"/>
-          </w:r>
-          <w:r>
-            <w:t>10</w:t>
-          </w:r>
-          <w:r>
-            <w:fldChar w:fldCharType="end"/>
-          </w:r>
-          <w:r>
             <w:fldChar w:fldCharType="end"/>
           </w:r>
         </w:p>
@@ -1130,48 +1156,54 @@
           <w:pPr>
             <w:pStyle w:val="16"/>
             <w:tabs>
-              <w:tab w:val="right" w:leader="dot" w:pos="9345"/>
+              <w:tab w:val="right" w:leader="dot" w:pos="9355"/>
             </w:tabs>
+          </w:pPr>
+          <w:r>
             <w:rPr>
-              <w:rFonts w:asciiTheme="minorHAnsi" w:hAnsiTheme="minorHAnsi" w:eastAsiaTheme="minorEastAsia" w:cstheme="minorBidi"/>
-              <w:sz w:val="22"/>
-              <w:lang w:eastAsia="ru-RU"/>
+              <w:bCs/>
+              <w:color w:val="FF0000"/>
             </w:rPr>
-          </w:pPr>
-          <w:r>
             <w:fldChar w:fldCharType="begin"/>
           </w:r>
           <w:r>
-            <w:instrText xml:space="preserve"> HYPERLINK \l "_Toc224554153" </w:instrText>
-          </w:r>
-          <w:r>
+            <w:rPr>
+              <w:bCs/>
+            </w:rPr>
+            <w:instrText xml:space="preserve"> HYPERLINK \l _Toc10127 </w:instrText>
+          </w:r>
+          <w:r>
+            <w:rPr>
+              <w:bCs/>
+            </w:rPr>
             <w:fldChar w:fldCharType="separate"/>
           </w:r>
           <w:r>
+            <w:t>Исследование предметной области</w:t>
+          </w:r>
+          <w:r>
+            <w:tab/>
+          </w:r>
+          <w:r>
+            <w:fldChar w:fldCharType="begin"/>
+          </w:r>
+          <w:r>
+            <w:instrText xml:space="preserve"> PAGEREF _Toc10127 \h </w:instrText>
+          </w:r>
+          <w:r>
+            <w:fldChar w:fldCharType="separate"/>
+          </w:r>
+          <w:r>
+            <w:t>13</w:t>
+          </w:r>
+          <w:r>
+            <w:fldChar w:fldCharType="end"/>
+          </w:r>
+          <w:r>
             <w:rPr>
-              <w:rStyle w:val="10"/>
+              <w:bCs/>
+              <w:color w:val="FF0000"/>
             </w:rPr>
-            <w:t>Исследование предметной области</w:t>
-          </w:r>
-          <w:r>
-            <w:tab/>
-          </w:r>
-          <w:r>
-            <w:fldChar w:fldCharType="begin"/>
-          </w:r>
-          <w:r>
-            <w:instrText xml:space="preserve"> PAGEREF _Toc224554153 \h </w:instrText>
-          </w:r>
-          <w:r>
-            <w:fldChar w:fldCharType="separate"/>
-          </w:r>
-          <w:r>
-            <w:t>10</w:t>
-          </w:r>
-          <w:r>
-            <w:fldChar w:fldCharType="end"/>
-          </w:r>
-          <w:r>
             <w:fldChar w:fldCharType="end"/>
           </w:r>
         </w:p>
@@ -1179,26 +1211,31 @@
           <w:pPr>
             <w:pStyle w:val="16"/>
             <w:tabs>
-              <w:tab w:val="right" w:leader="dot" w:pos="9345"/>
+              <w:tab w:val="right" w:leader="dot" w:pos="9355"/>
             </w:tabs>
+          </w:pPr>
+          <w:r>
             <w:rPr>
-              <w:rFonts w:asciiTheme="minorHAnsi" w:hAnsiTheme="minorHAnsi" w:eastAsiaTheme="minorEastAsia" w:cstheme="minorBidi"/>
-              <w:sz w:val="22"/>
-              <w:lang w:eastAsia="ru-RU"/>
+              <w:bCs/>
+              <w:color w:val="FF0000"/>
             </w:rPr>
-          </w:pPr>
-          <w:r>
             <w:fldChar w:fldCharType="begin"/>
           </w:r>
           <w:r>
-            <w:instrText xml:space="preserve"> HYPERLINK \l "_Toc224554154" </w:instrText>
-          </w:r>
-          <w:r>
+            <w:rPr>
+              <w:bCs/>
+            </w:rPr>
+            <w:instrText xml:space="preserve"> HYPERLINK \l _Toc8044 </w:instrText>
+          </w:r>
+          <w:r>
+            <w:rPr>
+              <w:bCs/>
+            </w:rPr>
             <w:fldChar w:fldCharType="separate"/>
           </w:r>
           <w:r>
             <w:rPr>
-              <w:rStyle w:val="10"/>
+              <w:highlight w:val="none"/>
             </w:rPr>
             <w:t>Моделирование потоков данных (выделение бизнес-процессов)</w:t>
           </w:r>
@@ -1209,18 +1246,22 @@
             <w:fldChar w:fldCharType="begin"/>
           </w:r>
           <w:r>
-            <w:instrText xml:space="preserve"> PAGEREF _Toc224554154 \h </w:instrText>
+            <w:instrText xml:space="preserve"> PAGEREF _Toc8044 \h </w:instrText>
           </w:r>
           <w:r>
             <w:fldChar w:fldCharType="separate"/>
           </w:r>
           <w:r>
-            <w:t>13</w:t>
+            <w:t>16</w:t>
           </w:r>
           <w:r>
             <w:fldChar w:fldCharType="end"/>
           </w:r>
           <w:r>
+            <w:rPr>
+              <w:bCs/>
+              <w:color w:val="FF0000"/>
+            </w:rPr>
             <w:fldChar w:fldCharType="end"/>
           </w:r>
         </w:p>
@@ -1228,26 +1269,31 @@
           <w:pPr>
             <w:pStyle w:val="16"/>
             <w:tabs>
-              <w:tab w:val="right" w:leader="dot" w:pos="9345"/>
+              <w:tab w:val="right" w:leader="dot" w:pos="9355"/>
             </w:tabs>
+          </w:pPr>
+          <w:r>
             <w:rPr>
-              <w:rFonts w:asciiTheme="minorHAnsi" w:hAnsiTheme="minorHAnsi" w:eastAsiaTheme="minorEastAsia" w:cstheme="minorBidi"/>
-              <w:sz w:val="22"/>
-              <w:lang w:eastAsia="ru-RU"/>
+              <w:bCs/>
+              <w:color w:val="FF0000"/>
             </w:rPr>
-          </w:pPr>
-          <w:r>
             <w:fldChar w:fldCharType="begin"/>
           </w:r>
           <w:r>
-            <w:instrText xml:space="preserve"> HYPERLINK \l "_Toc224554155" </w:instrText>
-          </w:r>
-          <w:r>
+            <w:rPr>
+              <w:bCs/>
+            </w:rPr>
+            <w:instrText xml:space="preserve"> HYPERLINK \l _Toc10728 </w:instrText>
+          </w:r>
+          <w:r>
+            <w:rPr>
+              <w:bCs/>
+            </w:rPr>
             <w:fldChar w:fldCharType="separate"/>
           </w:r>
           <w:r>
             <w:rPr>
-              <w:rStyle w:val="10"/>
+              <w:highlight w:val="none"/>
             </w:rPr>
             <w:t>Определение требований будущих пользователей, целей, задач и функций программного продукта</w:t>
           </w:r>
@@ -1258,18 +1304,22 @@
             <w:fldChar w:fldCharType="begin"/>
           </w:r>
           <w:r>
-            <w:instrText xml:space="preserve"> PAGEREF _Toc224554155 \h </w:instrText>
+            <w:instrText xml:space="preserve"> PAGEREF _Toc10728 \h </w:instrText>
           </w:r>
           <w:r>
             <w:fldChar w:fldCharType="separate"/>
           </w:r>
           <w:r>
-            <w:t>17</w:t>
+            <w:t>21</w:t>
           </w:r>
           <w:r>
             <w:fldChar w:fldCharType="end"/>
           </w:r>
           <w:r>
+            <w:rPr>
+              <w:bCs/>
+              <w:color w:val="FF0000"/>
+            </w:rPr>
             <w:fldChar w:fldCharType="end"/>
           </w:r>
         </w:p>
@@ -1277,48 +1327,54 @@
           <w:pPr>
             <w:pStyle w:val="16"/>
             <w:tabs>
-              <w:tab w:val="right" w:leader="dot" w:pos="9345"/>
+              <w:tab w:val="right" w:leader="dot" w:pos="9355"/>
             </w:tabs>
+          </w:pPr>
+          <w:r>
             <w:rPr>
-              <w:rFonts w:asciiTheme="minorHAnsi" w:hAnsiTheme="minorHAnsi" w:eastAsiaTheme="minorEastAsia" w:cstheme="minorBidi"/>
-              <w:sz w:val="22"/>
-              <w:lang w:eastAsia="ru-RU"/>
+              <w:bCs/>
+              <w:color w:val="FF0000"/>
             </w:rPr>
-          </w:pPr>
-          <w:r>
             <w:fldChar w:fldCharType="begin"/>
           </w:r>
           <w:r>
-            <w:instrText xml:space="preserve"> HYPERLINK \l "_Toc224554156" </w:instrText>
-          </w:r>
-          <w:r>
+            <w:rPr>
+              <w:bCs/>
+            </w:rPr>
+            <w:instrText xml:space="preserve"> HYPERLINK \l _Toc12455 </w:instrText>
+          </w:r>
+          <w:r>
+            <w:rPr>
+              <w:bCs/>
+            </w:rPr>
             <w:fldChar w:fldCharType="separate"/>
           </w:r>
           <w:r>
+            <w:t>Анализ существующих аналогов</w:t>
+          </w:r>
+          <w:r>
+            <w:tab/>
+          </w:r>
+          <w:r>
+            <w:fldChar w:fldCharType="begin"/>
+          </w:r>
+          <w:r>
+            <w:instrText xml:space="preserve"> PAGEREF _Toc12455 \h </w:instrText>
+          </w:r>
+          <w:r>
+            <w:fldChar w:fldCharType="separate"/>
+          </w:r>
+          <w:r>
+            <w:t>23</w:t>
+          </w:r>
+          <w:r>
+            <w:fldChar w:fldCharType="end"/>
+          </w:r>
+          <w:r>
             <w:rPr>
-              <w:rStyle w:val="10"/>
+              <w:bCs/>
+              <w:color w:val="FF0000"/>
             </w:rPr>
-            <w:t>Анализ существующих аналогов</w:t>
-          </w:r>
-          <w:r>
-            <w:tab/>
-          </w:r>
-          <w:r>
-            <w:fldChar w:fldCharType="begin"/>
-          </w:r>
-          <w:r>
-            <w:instrText xml:space="preserve"> PAGEREF _Toc224554156 \h </w:instrText>
-          </w:r>
-          <w:r>
-            <w:fldChar w:fldCharType="separate"/>
-          </w:r>
-          <w:r>
-            <w:t>19</w:t>
-          </w:r>
-          <w:r>
-            <w:fldChar w:fldCharType="end"/>
-          </w:r>
-          <w:r>
             <w:fldChar w:fldCharType="end"/>
           </w:r>
         </w:p>
@@ -1326,96 +1382,110 @@
           <w:pPr>
             <w:pStyle w:val="16"/>
             <w:tabs>
-              <w:tab w:val="right" w:leader="dot" w:pos="9345"/>
+              <w:tab w:val="right" w:leader="dot" w:pos="9355"/>
             </w:tabs>
+          </w:pPr>
+          <w:r>
             <w:rPr>
-              <w:rFonts w:asciiTheme="minorHAnsi" w:hAnsiTheme="minorHAnsi" w:eastAsiaTheme="minorEastAsia" w:cstheme="minorBidi"/>
-              <w:sz w:val="22"/>
-              <w:lang w:eastAsia="ru-RU"/>
+              <w:bCs/>
+              <w:color w:val="FF0000"/>
             </w:rPr>
-          </w:pPr>
-          <w:r>
             <w:fldChar w:fldCharType="begin"/>
           </w:r>
           <w:r>
-            <w:instrText xml:space="preserve"> HYPERLINK \l "_Toc224554157" </w:instrText>
-          </w:r>
-          <w:r>
+            <w:rPr>
+              <w:bCs/>
+            </w:rPr>
+            <w:instrText xml:space="preserve"> HYPERLINK \l _Toc29827 </w:instrText>
+          </w:r>
+          <w:r>
+            <w:rPr>
+              <w:bCs/>
+            </w:rPr>
             <w:fldChar w:fldCharType="separate"/>
           </w:r>
           <w:r>
+            <w:t>Разработка технического задания</w:t>
+          </w:r>
+          <w:r>
+            <w:tab/>
+          </w:r>
+          <w:r>
+            <w:fldChar w:fldCharType="begin"/>
+          </w:r>
+          <w:r>
+            <w:instrText xml:space="preserve"> PAGEREF _Toc29827 \h </w:instrText>
+          </w:r>
+          <w:r>
+            <w:fldChar w:fldCharType="separate"/>
+          </w:r>
+          <w:r>
+            <w:t>26</w:t>
+          </w:r>
+          <w:r>
+            <w:fldChar w:fldCharType="end"/>
+          </w:r>
+          <w:r>
             <w:rPr>
-              <w:rStyle w:val="10"/>
+              <w:bCs/>
+              <w:color w:val="FF0000"/>
             </w:rPr>
-            <w:t>Разработка технического задания</w:t>
-          </w:r>
-          <w:r>
-            <w:tab/>
-          </w:r>
-          <w:r>
-            <w:fldChar w:fldCharType="begin"/>
-          </w:r>
-          <w:r>
-            <w:instrText xml:space="preserve"> PAGEREF _Toc224554157 \h </w:instrText>
-          </w:r>
-          <w:r>
-            <w:fldChar w:fldCharType="separate"/>
-          </w:r>
-          <w:r>
-            <w:t>22</w:t>
-          </w:r>
-          <w:r>
-            <w:fldChar w:fldCharType="end"/>
-          </w:r>
-          <w:r>
             <w:fldChar w:fldCharType="end"/>
           </w:r>
         </w:p>
         <w:p>
           <w:pPr>
             <w:pStyle w:val="14"/>
+            <w:tabs>
+              <w:tab w:val="right" w:leader="dot" w:pos="9355"/>
+              <w:tab w:val="clear" w:pos="9345"/>
+            </w:tabs>
+          </w:pPr>
+          <w:r>
             <w:rPr>
-              <w:rFonts w:asciiTheme="minorHAnsi" w:hAnsiTheme="minorHAnsi" w:eastAsiaTheme="minorEastAsia" w:cstheme="minorBidi"/>
-              <w:b w:val="0"/>
-              <w:bCs w:val="0"/>
-              <w:sz w:val="22"/>
-              <w:lang w:eastAsia="ru-RU"/>
+              <w:bCs/>
+              <w:color w:val="FF0000"/>
             </w:rPr>
-          </w:pPr>
-          <w:r>
             <w:fldChar w:fldCharType="begin"/>
           </w:r>
           <w:r>
-            <w:instrText xml:space="preserve"> HYPERLINK \l "_Toc224554158" </w:instrText>
-          </w:r>
-          <w:r>
+            <w:rPr>
+              <w:bCs/>
+            </w:rPr>
+            <w:instrText xml:space="preserve"> HYPERLINK \l _Toc152 </w:instrText>
+          </w:r>
+          <w:r>
+            <w:rPr>
+              <w:bCs/>
+            </w:rPr>
             <w:fldChar w:fldCharType="separate"/>
           </w:r>
           <w:r>
+            <w:t>Проектирование программного продукта</w:t>
+          </w:r>
+          <w:r>
+            <w:tab/>
+          </w:r>
+          <w:r>
+            <w:fldChar w:fldCharType="begin"/>
+          </w:r>
+          <w:r>
+            <w:instrText xml:space="preserve"> PAGEREF _Toc152 \h </w:instrText>
+          </w:r>
+          <w:r>
+            <w:fldChar w:fldCharType="separate"/>
+          </w:r>
+          <w:r>
+            <w:t>27</w:t>
+          </w:r>
+          <w:r>
+            <w:fldChar w:fldCharType="end"/>
+          </w:r>
+          <w:r>
             <w:rPr>
-              <w:rStyle w:val="10"/>
+              <w:bCs/>
+              <w:color w:val="FF0000"/>
             </w:rPr>
-            <w:t>Проектирование программного продукта</w:t>
-          </w:r>
-          <w:r>
-            <w:tab/>
-          </w:r>
-          <w:r>
-            <w:fldChar w:fldCharType="begin"/>
-          </w:r>
-          <w:r>
-            <w:instrText xml:space="preserve"> PAGEREF _Toc224554158 \h </w:instrText>
-          </w:r>
-          <w:r>
-            <w:fldChar w:fldCharType="separate"/>
-          </w:r>
-          <w:r>
-            <w:t>23</w:t>
-          </w:r>
-          <w:r>
-            <w:fldChar w:fldCharType="end"/>
-          </w:r>
-          <w:r>
             <w:fldChar w:fldCharType="end"/>
           </w:r>
         </w:p>
@@ -1423,48 +1493,54 @@
           <w:pPr>
             <w:pStyle w:val="16"/>
             <w:tabs>
-              <w:tab w:val="right" w:leader="dot" w:pos="9345"/>
+              <w:tab w:val="right" w:leader="dot" w:pos="9355"/>
             </w:tabs>
+          </w:pPr>
+          <w:r>
             <w:rPr>
-              <w:rFonts w:asciiTheme="minorHAnsi" w:hAnsiTheme="minorHAnsi" w:eastAsiaTheme="minorEastAsia" w:cstheme="minorBidi"/>
-              <w:sz w:val="22"/>
-              <w:lang w:eastAsia="ru-RU"/>
+              <w:bCs/>
+              <w:color w:val="FF0000"/>
             </w:rPr>
-          </w:pPr>
-          <w:r>
             <w:fldChar w:fldCharType="begin"/>
           </w:r>
           <w:r>
-            <w:instrText xml:space="preserve"> HYPERLINK \l "_Toc224554159" </w:instrText>
-          </w:r>
-          <w:r>
+            <w:rPr>
+              <w:bCs/>
+            </w:rPr>
+            <w:instrText xml:space="preserve"> HYPERLINK \l _Toc30090 </w:instrText>
+          </w:r>
+          <w:r>
+            <w:rPr>
+              <w:bCs/>
+            </w:rPr>
             <w:fldChar w:fldCharType="separate"/>
           </w:r>
           <w:r>
+            <w:t>Проектирование базы данных</w:t>
+          </w:r>
+          <w:r>
+            <w:tab/>
+          </w:r>
+          <w:r>
+            <w:fldChar w:fldCharType="begin"/>
+          </w:r>
+          <w:r>
+            <w:instrText xml:space="preserve"> PAGEREF _Toc30090 \h </w:instrText>
+          </w:r>
+          <w:r>
+            <w:fldChar w:fldCharType="separate"/>
+          </w:r>
+          <w:r>
+            <w:t>27</w:t>
+          </w:r>
+          <w:r>
+            <w:fldChar w:fldCharType="end"/>
+          </w:r>
+          <w:r>
             <w:rPr>
-              <w:rStyle w:val="10"/>
+              <w:bCs/>
+              <w:color w:val="FF0000"/>
             </w:rPr>
-            <w:t>Проектирование базы данных</w:t>
-          </w:r>
-          <w:r>
-            <w:tab/>
-          </w:r>
-          <w:r>
-            <w:fldChar w:fldCharType="begin"/>
-          </w:r>
-          <w:r>
-            <w:instrText xml:space="preserve"> PAGEREF _Toc224554159 \h </w:instrText>
-          </w:r>
-          <w:r>
-            <w:fldChar w:fldCharType="separate"/>
-          </w:r>
-          <w:r>
-            <w:t>23</w:t>
-          </w:r>
-          <w:r>
-            <w:fldChar w:fldCharType="end"/>
-          </w:r>
-          <w:r>
             <w:fldChar w:fldCharType="end"/>
           </w:r>
         </w:p>
@@ -1472,48 +1548,54 @@
           <w:pPr>
             <w:pStyle w:val="15"/>
             <w:tabs>
-              <w:tab w:val="right" w:leader="dot" w:pos="9345"/>
+              <w:tab w:val="right" w:leader="dot" w:pos="9355"/>
             </w:tabs>
+          </w:pPr>
+          <w:r>
             <w:rPr>
-              <w:rFonts w:asciiTheme="minorHAnsi" w:hAnsiTheme="minorHAnsi" w:eastAsiaTheme="minorEastAsia" w:cstheme="minorBidi"/>
-              <w:sz w:val="22"/>
-              <w:lang w:eastAsia="ru-RU"/>
+              <w:bCs/>
+              <w:color w:val="FF0000"/>
             </w:rPr>
-          </w:pPr>
-          <w:r>
             <w:fldChar w:fldCharType="begin"/>
           </w:r>
           <w:r>
-            <w:instrText xml:space="preserve"> HYPERLINK \l "_Toc224554160" </w:instrText>
-          </w:r>
-          <w:r>
+            <w:rPr>
+              <w:bCs/>
+            </w:rPr>
+            <w:instrText xml:space="preserve"> HYPERLINK \l _Toc10897 </w:instrText>
+          </w:r>
+          <w:r>
+            <w:rPr>
+              <w:bCs/>
+            </w:rPr>
             <w:fldChar w:fldCharType="separate"/>
           </w:r>
           <w:r>
+            <w:t>Создание логической модели</w:t>
+          </w:r>
+          <w:r>
+            <w:tab/>
+          </w:r>
+          <w:r>
+            <w:fldChar w:fldCharType="begin"/>
+          </w:r>
+          <w:r>
+            <w:instrText xml:space="preserve"> PAGEREF _Toc10897 \h </w:instrText>
+          </w:r>
+          <w:r>
+            <w:fldChar w:fldCharType="separate"/>
+          </w:r>
+          <w:r>
+            <w:t>28</w:t>
+          </w:r>
+          <w:r>
+            <w:fldChar w:fldCharType="end"/>
+          </w:r>
+          <w:r>
             <w:rPr>
-              <w:rStyle w:val="10"/>
+              <w:bCs/>
+              <w:color w:val="FF0000"/>
             </w:rPr>
-            <w:t>Создание логической модели</w:t>
-          </w:r>
-          <w:r>
-            <w:tab/>
-          </w:r>
-          <w:r>
-            <w:fldChar w:fldCharType="begin"/>
-          </w:r>
-          <w:r>
-            <w:instrText xml:space="preserve"> PAGEREF _Toc224554160 \h </w:instrText>
-          </w:r>
-          <w:r>
-            <w:fldChar w:fldCharType="separate"/>
-          </w:r>
-          <w:r>
-            <w:t>24</w:t>
-          </w:r>
-          <w:r>
-            <w:fldChar w:fldCharType="end"/>
-          </w:r>
-          <w:r>
             <w:fldChar w:fldCharType="end"/>
           </w:r>
         </w:p>
@@ -1521,48 +1603,54 @@
           <w:pPr>
             <w:pStyle w:val="15"/>
             <w:tabs>
-              <w:tab w:val="right" w:leader="dot" w:pos="9345"/>
+              <w:tab w:val="right" w:leader="dot" w:pos="9355"/>
             </w:tabs>
+          </w:pPr>
+          <w:r>
             <w:rPr>
-              <w:rFonts w:asciiTheme="minorHAnsi" w:hAnsiTheme="minorHAnsi" w:eastAsiaTheme="minorEastAsia" w:cstheme="minorBidi"/>
-              <w:sz w:val="22"/>
-              <w:lang w:eastAsia="ru-RU"/>
+              <w:bCs/>
+              <w:color w:val="FF0000"/>
             </w:rPr>
-          </w:pPr>
-          <w:r>
             <w:fldChar w:fldCharType="begin"/>
           </w:r>
           <w:r>
-            <w:instrText xml:space="preserve"> HYPERLINK \l "_Toc224554161" </w:instrText>
-          </w:r>
-          <w:r>
+            <w:rPr>
+              <w:bCs/>
+            </w:rPr>
+            <w:instrText xml:space="preserve"> HYPERLINK \l _Toc29079 </w:instrText>
+          </w:r>
+          <w:r>
+            <w:rPr>
+              <w:bCs/>
+            </w:rPr>
             <w:fldChar w:fldCharType="separate"/>
           </w:r>
           <w:r>
+            <w:t>Составление глоссариев и спецификаций</w:t>
+          </w:r>
+          <w:r>
+            <w:tab/>
+          </w:r>
+          <w:r>
+            <w:fldChar w:fldCharType="begin"/>
+          </w:r>
+          <w:r>
+            <w:instrText xml:space="preserve"> PAGEREF _Toc29079 \h </w:instrText>
+          </w:r>
+          <w:r>
+            <w:fldChar w:fldCharType="separate"/>
+          </w:r>
+          <w:r>
+            <w:t>31</w:t>
+          </w:r>
+          <w:r>
+            <w:fldChar w:fldCharType="end"/>
+          </w:r>
+          <w:r>
             <w:rPr>
-              <w:rStyle w:val="10"/>
+              <w:bCs/>
+              <w:color w:val="FF0000"/>
             </w:rPr>
-            <w:t>Составление глоссариев и спецификаций</w:t>
-          </w:r>
-          <w:r>
-            <w:tab/>
-          </w:r>
-          <w:r>
-            <w:fldChar w:fldCharType="begin"/>
-          </w:r>
-          <w:r>
-            <w:instrText xml:space="preserve"> PAGEREF _Toc224554161 \h </w:instrText>
-          </w:r>
-          <w:r>
-            <w:fldChar w:fldCharType="separate"/>
-          </w:r>
-          <w:r>
-            <w:t>27</w:t>
-          </w:r>
-          <w:r>
-            <w:fldChar w:fldCharType="end"/>
-          </w:r>
-          <w:r>
             <w:fldChar w:fldCharType="end"/>
           </w:r>
         </w:p>
@@ -1570,48 +1658,54 @@
           <w:pPr>
             <w:pStyle w:val="15"/>
             <w:tabs>
-              <w:tab w:val="right" w:leader="dot" w:pos="9345"/>
+              <w:tab w:val="right" w:leader="dot" w:pos="9355"/>
             </w:tabs>
+          </w:pPr>
+          <w:r>
             <w:rPr>
-              <w:rFonts w:asciiTheme="minorHAnsi" w:hAnsiTheme="minorHAnsi" w:eastAsiaTheme="minorEastAsia" w:cstheme="minorBidi"/>
-              <w:sz w:val="22"/>
-              <w:lang w:eastAsia="ru-RU"/>
+              <w:bCs/>
+              <w:color w:val="FF0000"/>
             </w:rPr>
-          </w:pPr>
-          <w:r>
             <w:fldChar w:fldCharType="begin"/>
           </w:r>
           <w:r>
-            <w:instrText xml:space="preserve"> HYPERLINK \l "_Toc224554162" </w:instrText>
-          </w:r>
-          <w:r>
+            <w:rPr>
+              <w:bCs/>
+            </w:rPr>
+            <w:instrText xml:space="preserve"> HYPERLINK \l _Toc17701 </w:instrText>
+          </w:r>
+          <w:r>
+            <w:rPr>
+              <w:bCs/>
+            </w:rPr>
             <w:fldChar w:fldCharType="separate"/>
           </w:r>
           <w:r>
+            <w:t>Создание физической модели базы данных</w:t>
+          </w:r>
+          <w:r>
+            <w:tab/>
+          </w:r>
+          <w:r>
+            <w:fldChar w:fldCharType="begin"/>
+          </w:r>
+          <w:r>
+            <w:instrText xml:space="preserve"> PAGEREF _Toc17701 \h </w:instrText>
+          </w:r>
+          <w:r>
+            <w:fldChar w:fldCharType="separate"/>
+          </w:r>
+          <w:r>
+            <w:t>32</w:t>
+          </w:r>
+          <w:r>
+            <w:fldChar w:fldCharType="end"/>
+          </w:r>
+          <w:r>
             <w:rPr>
-              <w:rStyle w:val="10"/>
+              <w:bCs/>
+              <w:color w:val="FF0000"/>
             </w:rPr>
-            <w:t>Создание физической модели базы данных</w:t>
-          </w:r>
-          <w:r>
-            <w:tab/>
-          </w:r>
-          <w:r>
-            <w:fldChar w:fldCharType="begin"/>
-          </w:r>
-          <w:r>
-            <w:instrText xml:space="preserve"> PAGEREF _Toc224554162 \h </w:instrText>
-          </w:r>
-          <w:r>
-            <w:fldChar w:fldCharType="separate"/>
-          </w:r>
-          <w:r>
-            <w:t>28</w:t>
-          </w:r>
-          <w:r>
-            <w:fldChar w:fldCharType="end"/>
-          </w:r>
-          <w:r>
             <w:fldChar w:fldCharType="end"/>
           </w:r>
         </w:p>
@@ -1619,48 +1713,54 @@
           <w:pPr>
             <w:pStyle w:val="16"/>
             <w:tabs>
-              <w:tab w:val="right" w:leader="dot" w:pos="9345"/>
+              <w:tab w:val="right" w:leader="dot" w:pos="9355"/>
             </w:tabs>
+          </w:pPr>
+          <w:r>
             <w:rPr>
-              <w:rFonts w:asciiTheme="minorHAnsi" w:hAnsiTheme="minorHAnsi" w:eastAsiaTheme="minorEastAsia" w:cstheme="minorBidi"/>
-              <w:sz w:val="22"/>
-              <w:lang w:eastAsia="ru-RU"/>
+              <w:bCs/>
+              <w:color w:val="FF0000"/>
             </w:rPr>
-          </w:pPr>
-          <w:r>
             <w:fldChar w:fldCharType="begin"/>
           </w:r>
           <w:r>
-            <w:instrText xml:space="preserve"> HYPERLINK \l "_Toc224554163" </w:instrText>
-          </w:r>
-          <w:r>
+            <w:rPr>
+              <w:bCs/>
+            </w:rPr>
+            <w:instrText xml:space="preserve"> HYPERLINK \l _Toc32710 </w:instrText>
+          </w:r>
+          <w:r>
+            <w:rPr>
+              <w:bCs/>
+            </w:rPr>
             <w:fldChar w:fldCharType="separate"/>
           </w:r>
           <w:r>
+            <w:t>Использование импорта</w:t>
+          </w:r>
+          <w:r>
+            <w:tab/>
+          </w:r>
+          <w:r>
+            <w:fldChar w:fldCharType="begin"/>
+          </w:r>
+          <w:r>
+            <w:instrText xml:space="preserve"> PAGEREF _Toc32710 \h </w:instrText>
+          </w:r>
+          <w:r>
+            <w:fldChar w:fldCharType="separate"/>
+          </w:r>
+          <w:r>
+            <w:t>35</w:t>
+          </w:r>
+          <w:r>
+            <w:fldChar w:fldCharType="end"/>
+          </w:r>
+          <w:r>
             <w:rPr>
-              <w:rStyle w:val="10"/>
+              <w:bCs/>
+              <w:color w:val="FF0000"/>
             </w:rPr>
-            <w:t>Использование импорта</w:t>
-          </w:r>
-          <w:r>
-            <w:tab/>
-          </w:r>
-          <w:r>
-            <w:fldChar w:fldCharType="begin"/>
-          </w:r>
-          <w:r>
-            <w:instrText xml:space="preserve"> PAGEREF _Toc224554163 \h </w:instrText>
-          </w:r>
-          <w:r>
-            <w:fldChar w:fldCharType="separate"/>
-          </w:r>
-          <w:r>
-            <w:t>31</w:t>
-          </w:r>
-          <w:r>
-            <w:fldChar w:fldCharType="end"/>
-          </w:r>
-          <w:r>
             <w:fldChar w:fldCharType="end"/>
           </w:r>
         </w:p>
@@ -1668,61 +1768,63 @@
           <w:pPr>
             <w:pStyle w:val="16"/>
             <w:tabs>
-              <w:tab w:val="right" w:leader="dot" w:pos="9345"/>
+              <w:tab w:val="right" w:leader="dot" w:pos="9355"/>
             </w:tabs>
+          </w:pPr>
+          <w:r>
             <w:rPr>
-              <w:rFonts w:asciiTheme="minorHAnsi" w:hAnsiTheme="minorHAnsi" w:eastAsiaTheme="minorEastAsia" w:cstheme="minorBidi"/>
-              <w:sz w:val="22"/>
-              <w:lang w:eastAsia="ru-RU"/>
+              <w:bCs/>
+              <w:color w:val="FF0000"/>
             </w:rPr>
-          </w:pPr>
-          <w:r>
             <w:fldChar w:fldCharType="begin"/>
           </w:r>
           <w:r>
-            <w:instrText xml:space="preserve"> HYPERLINK \l "_Toc224554164" </w:instrText>
-          </w:r>
-          <w:r>
+            <w:rPr>
+              <w:bCs/>
+            </w:rPr>
+            <w:instrText xml:space="preserve"> HYPERLINK \l _Toc25206 </w:instrText>
+          </w:r>
+          <w:r>
+            <w:rPr>
+              <w:bCs/>
+            </w:rPr>
             <w:fldChar w:fldCharType="separate"/>
           </w:r>
           <w:r>
+            <w:t xml:space="preserve">Создание </w:t>
+          </w:r>
+          <w:r>
             <w:rPr>
-              <w:rStyle w:val="10"/>
-            </w:rPr>
-            <w:t xml:space="preserve">Создание </w:t>
-          </w:r>
-          <w:r>
-            <w:rPr>
-              <w:rStyle w:val="10"/>
               <w:lang w:val="en-US"/>
             </w:rPr>
             <w:t>SQL</w:t>
           </w:r>
           <w:r>
+            <w:t xml:space="preserve"> скрипта базы данных</w:t>
+          </w:r>
+          <w:r>
+            <w:tab/>
+          </w:r>
+          <w:r>
+            <w:fldChar w:fldCharType="begin"/>
+          </w:r>
+          <w:r>
+            <w:instrText xml:space="preserve"> PAGEREF _Toc25206 \h </w:instrText>
+          </w:r>
+          <w:r>
+            <w:fldChar w:fldCharType="separate"/>
+          </w:r>
+          <w:r>
+            <w:t>36</w:t>
+          </w:r>
+          <w:r>
+            <w:fldChar w:fldCharType="end"/>
+          </w:r>
+          <w:r>
             <w:rPr>
-              <w:rStyle w:val="10"/>
+              <w:bCs/>
+              <w:color w:val="FF0000"/>
             </w:rPr>
-            <w:t xml:space="preserve"> скрипта базы данных</w:t>
-          </w:r>
-          <w:r>
-            <w:tab/>
-          </w:r>
-          <w:r>
-            <w:fldChar w:fldCharType="begin"/>
-          </w:r>
-          <w:r>
-            <w:instrText xml:space="preserve"> PAGEREF _Toc224554164 \h </w:instrText>
-          </w:r>
-          <w:r>
-            <w:fldChar w:fldCharType="separate"/>
-          </w:r>
-          <w:r>
-            <w:t>32</w:t>
-          </w:r>
-          <w:r>
-            <w:fldChar w:fldCharType="end"/>
-          </w:r>
-          <w:r>
             <w:fldChar w:fldCharType="end"/>
           </w:r>
         </w:p>
@@ -1730,48 +1832,54 @@
           <w:pPr>
             <w:pStyle w:val="16"/>
             <w:tabs>
-              <w:tab w:val="right" w:leader="dot" w:pos="9345"/>
+              <w:tab w:val="right" w:leader="dot" w:pos="9355"/>
             </w:tabs>
+          </w:pPr>
+          <w:r>
             <w:rPr>
-              <w:rFonts w:asciiTheme="minorHAnsi" w:hAnsiTheme="minorHAnsi" w:eastAsiaTheme="minorEastAsia" w:cstheme="minorBidi"/>
-              <w:sz w:val="22"/>
-              <w:lang w:eastAsia="ru-RU"/>
+              <w:bCs/>
+              <w:color w:val="FF0000"/>
             </w:rPr>
-          </w:pPr>
-          <w:r>
             <w:fldChar w:fldCharType="begin"/>
           </w:r>
           <w:r>
-            <w:instrText xml:space="preserve"> HYPERLINK \l "_Toc224554165" </w:instrText>
-          </w:r>
-          <w:r>
+            <w:rPr>
+              <w:bCs/>
+            </w:rPr>
+            <w:instrText xml:space="preserve"> HYPERLINK \l _Toc11103 </w:instrText>
+          </w:r>
+          <w:r>
+            <w:rPr>
+              <w:bCs/>
+            </w:rPr>
             <w:fldChar w:fldCharType="separate"/>
           </w:r>
           <w:r>
+            <w:t>Проектирование и реализация приложений конечных пользователей</w:t>
+          </w:r>
+          <w:r>
+            <w:tab/>
+          </w:r>
+          <w:r>
+            <w:fldChar w:fldCharType="begin"/>
+          </w:r>
+          <w:r>
+            <w:instrText xml:space="preserve"> PAGEREF _Toc11103 \h </w:instrText>
+          </w:r>
+          <w:r>
+            <w:fldChar w:fldCharType="separate"/>
+          </w:r>
+          <w:r>
+            <w:t>37</w:t>
+          </w:r>
+          <w:r>
+            <w:fldChar w:fldCharType="end"/>
+          </w:r>
+          <w:r>
             <w:rPr>
-              <w:rStyle w:val="10"/>
+              <w:bCs/>
+              <w:color w:val="FF0000"/>
             </w:rPr>
-            <w:t>Проектирование и реализация приложений конечных пользователей</w:t>
-          </w:r>
-          <w:r>
-            <w:tab/>
-          </w:r>
-          <w:r>
-            <w:fldChar w:fldCharType="begin"/>
-          </w:r>
-          <w:r>
-            <w:instrText xml:space="preserve"> PAGEREF _Toc224554165 \h </w:instrText>
-          </w:r>
-          <w:r>
-            <w:fldChar w:fldCharType="separate"/>
-          </w:r>
-          <w:r>
-            <w:t>33</w:t>
-          </w:r>
-          <w:r>
-            <w:fldChar w:fldCharType="end"/>
-          </w:r>
-          <w:r>
             <w:fldChar w:fldCharType="end"/>
           </w:r>
         </w:p>
@@ -1779,48 +1887,54 @@
           <w:pPr>
             <w:pStyle w:val="15"/>
             <w:tabs>
-              <w:tab w:val="right" w:leader="dot" w:pos="9345"/>
+              <w:tab w:val="right" w:leader="dot" w:pos="9355"/>
             </w:tabs>
+          </w:pPr>
+          <w:r>
             <w:rPr>
-              <w:rFonts w:asciiTheme="minorHAnsi" w:hAnsiTheme="minorHAnsi" w:eastAsiaTheme="minorEastAsia" w:cstheme="minorBidi"/>
-              <w:sz w:val="22"/>
-              <w:lang w:eastAsia="ru-RU"/>
+              <w:bCs/>
+              <w:color w:val="FF0000"/>
             </w:rPr>
-          </w:pPr>
-          <w:r>
             <w:fldChar w:fldCharType="begin"/>
           </w:r>
           <w:r>
-            <w:instrText xml:space="preserve"> HYPERLINK \l "_Toc224554166" </w:instrText>
-          </w:r>
-          <w:r>
+            <w:rPr>
+              <w:bCs/>
+            </w:rPr>
+            <w:instrText xml:space="preserve"> HYPERLINK \l _Toc17323 </w:instrText>
+          </w:r>
+          <w:r>
+            <w:rPr>
+              <w:bCs/>
+            </w:rPr>
             <w:fldChar w:fldCharType="separate"/>
           </w:r>
           <w:r>
+            <w:t>Выбор среды разработки приложений для ИС</w:t>
+          </w:r>
+          <w:r>
+            <w:tab/>
+          </w:r>
+          <w:r>
+            <w:fldChar w:fldCharType="begin"/>
+          </w:r>
+          <w:r>
+            <w:instrText xml:space="preserve"> PAGEREF _Toc17323 \h </w:instrText>
+          </w:r>
+          <w:r>
+            <w:fldChar w:fldCharType="separate"/>
+          </w:r>
+          <w:r>
+            <w:t>37</w:t>
+          </w:r>
+          <w:r>
+            <w:fldChar w:fldCharType="end"/>
+          </w:r>
+          <w:r>
             <w:rPr>
-              <w:rStyle w:val="10"/>
+              <w:bCs/>
+              <w:color w:val="FF0000"/>
             </w:rPr>
-            <w:t>Выбор среды разработки приложений для ИС</w:t>
-          </w:r>
-          <w:r>
-            <w:tab/>
-          </w:r>
-          <w:r>
-            <w:fldChar w:fldCharType="begin"/>
-          </w:r>
-          <w:r>
-            <w:instrText xml:space="preserve"> PAGEREF _Toc224554166 \h </w:instrText>
-          </w:r>
-          <w:r>
-            <w:fldChar w:fldCharType="separate"/>
-          </w:r>
-          <w:r>
-            <w:t>33</w:t>
-          </w:r>
-          <w:r>
-            <w:fldChar w:fldCharType="end"/>
-          </w:r>
-          <w:r>
             <w:fldChar w:fldCharType="end"/>
           </w:r>
         </w:p>
@@ -1828,48 +1942,54 @@
           <w:pPr>
             <w:pStyle w:val="15"/>
             <w:tabs>
-              <w:tab w:val="right" w:leader="dot" w:pos="9345"/>
+              <w:tab w:val="right" w:leader="dot" w:pos="9355"/>
             </w:tabs>
+          </w:pPr>
+          <w:r>
             <w:rPr>
-              <w:rFonts w:asciiTheme="minorHAnsi" w:hAnsiTheme="minorHAnsi" w:eastAsiaTheme="minorEastAsia" w:cstheme="minorBidi"/>
-              <w:sz w:val="22"/>
-              <w:lang w:eastAsia="ru-RU"/>
+              <w:bCs/>
+              <w:color w:val="FF0000"/>
             </w:rPr>
-          </w:pPr>
-          <w:r>
             <w:fldChar w:fldCharType="begin"/>
           </w:r>
           <w:r>
-            <w:instrText xml:space="preserve"> HYPERLINK \l "_Toc224554167" </w:instrText>
-          </w:r>
-          <w:r>
+            <w:rPr>
+              <w:bCs/>
+            </w:rPr>
+            <w:instrText xml:space="preserve"> HYPERLINK \l _Toc4069 </w:instrText>
+          </w:r>
+          <w:r>
+            <w:rPr>
+              <w:bCs/>
+            </w:rPr>
             <w:fldChar w:fldCharType="separate"/>
           </w:r>
           <w:r>
+            <w:t>Проектирование с использованием UML диаграмм</w:t>
+          </w:r>
+          <w:r>
+            <w:tab/>
+          </w:r>
+          <w:r>
+            <w:fldChar w:fldCharType="begin"/>
+          </w:r>
+          <w:r>
+            <w:instrText xml:space="preserve"> PAGEREF _Toc4069 \h </w:instrText>
+          </w:r>
+          <w:r>
+            <w:fldChar w:fldCharType="separate"/>
+          </w:r>
+          <w:r>
+            <w:t>39</w:t>
+          </w:r>
+          <w:r>
+            <w:fldChar w:fldCharType="end"/>
+          </w:r>
+          <w:r>
             <w:rPr>
-              <w:rStyle w:val="10"/>
+              <w:bCs/>
+              <w:color w:val="FF0000"/>
             </w:rPr>
-            <w:t>Проектирование с использованием UML диаграмм</w:t>
-          </w:r>
-          <w:r>
-            <w:tab/>
-          </w:r>
-          <w:r>
-            <w:fldChar w:fldCharType="begin"/>
-          </w:r>
-          <w:r>
-            <w:instrText xml:space="preserve"> PAGEREF _Toc224554167 \h </w:instrText>
-          </w:r>
-          <w:r>
-            <w:fldChar w:fldCharType="separate"/>
-          </w:r>
-          <w:r>
-            <w:t>35</w:t>
-          </w:r>
-          <w:r>
-            <w:fldChar w:fldCharType="end"/>
-          </w:r>
-          <w:r>
             <w:fldChar w:fldCharType="end"/>
           </w:r>
         </w:p>
@@ -1877,96 +1997,110 @@
           <w:pPr>
             <w:pStyle w:val="15"/>
             <w:tabs>
-              <w:tab w:val="right" w:leader="dot" w:pos="9345"/>
+              <w:tab w:val="right" w:leader="dot" w:pos="9355"/>
             </w:tabs>
+          </w:pPr>
+          <w:r>
             <w:rPr>
-              <w:rFonts w:asciiTheme="minorHAnsi" w:hAnsiTheme="minorHAnsi" w:eastAsiaTheme="minorEastAsia" w:cstheme="minorBidi"/>
-              <w:sz w:val="22"/>
-              <w:lang w:eastAsia="ru-RU"/>
+              <w:bCs/>
+              <w:color w:val="FF0000"/>
             </w:rPr>
-          </w:pPr>
-          <w:r>
             <w:fldChar w:fldCharType="begin"/>
           </w:r>
           <w:r>
-            <w:instrText xml:space="preserve"> HYPERLINK \l "_Toc224554168" </w:instrText>
-          </w:r>
-          <w:r>
+            <w:rPr>
+              <w:bCs/>
+            </w:rPr>
+            <w:instrText xml:space="preserve"> HYPERLINK \l _Toc24906 </w:instrText>
+          </w:r>
+          <w:r>
+            <w:rPr>
+              <w:bCs/>
+            </w:rPr>
             <w:fldChar w:fldCharType="separate"/>
           </w:r>
           <w:r>
+            <w:t>Проектирование пользовательского интерфейса</w:t>
+          </w:r>
+          <w:r>
+            <w:tab/>
+          </w:r>
+          <w:r>
+            <w:fldChar w:fldCharType="begin"/>
+          </w:r>
+          <w:r>
+            <w:instrText xml:space="preserve"> PAGEREF _Toc24906 \h </w:instrText>
+          </w:r>
+          <w:r>
+            <w:fldChar w:fldCharType="separate"/>
+          </w:r>
+          <w:r>
+            <w:t>43</w:t>
+          </w:r>
+          <w:r>
+            <w:fldChar w:fldCharType="end"/>
+          </w:r>
+          <w:r>
             <w:rPr>
-              <w:rStyle w:val="10"/>
+              <w:bCs/>
+              <w:color w:val="FF0000"/>
             </w:rPr>
-            <w:t>Проектирование пользовательского интерфейса</w:t>
-          </w:r>
-          <w:r>
-            <w:tab/>
-          </w:r>
-          <w:r>
-            <w:fldChar w:fldCharType="begin"/>
-          </w:r>
-          <w:r>
-            <w:instrText xml:space="preserve"> PAGEREF _Toc224554168 \h </w:instrText>
-          </w:r>
-          <w:r>
-            <w:fldChar w:fldCharType="separate"/>
-          </w:r>
-          <w:r>
-            <w:t>38</w:t>
-          </w:r>
-          <w:r>
-            <w:fldChar w:fldCharType="end"/>
-          </w:r>
-          <w:r>
             <w:fldChar w:fldCharType="end"/>
           </w:r>
         </w:p>
         <w:p>
           <w:pPr>
             <w:pStyle w:val="14"/>
+            <w:tabs>
+              <w:tab w:val="right" w:leader="dot" w:pos="9355"/>
+              <w:tab w:val="clear" w:pos="9345"/>
+            </w:tabs>
+          </w:pPr>
+          <w:r>
             <w:rPr>
-              <w:rFonts w:asciiTheme="minorHAnsi" w:hAnsiTheme="minorHAnsi" w:eastAsiaTheme="minorEastAsia" w:cstheme="minorBidi"/>
-              <w:b w:val="0"/>
-              <w:bCs w:val="0"/>
-              <w:sz w:val="22"/>
-              <w:lang w:eastAsia="ru-RU"/>
+              <w:bCs/>
+              <w:color w:val="FF0000"/>
             </w:rPr>
-          </w:pPr>
-          <w:r>
             <w:fldChar w:fldCharType="begin"/>
           </w:r>
           <w:r>
-            <w:instrText xml:space="preserve"> HYPERLINK \l "_Toc224554169" </w:instrText>
-          </w:r>
-          <w:r>
+            <w:rPr>
+              <w:bCs/>
+            </w:rPr>
+            <w:instrText xml:space="preserve"> HYPERLINK \l _Toc10893 </w:instrText>
+          </w:r>
+          <w:r>
+            <w:rPr>
+              <w:bCs/>
+            </w:rPr>
             <w:fldChar w:fldCharType="separate"/>
           </w:r>
           <w:r>
+            <w:t>Программная реализация информационной системы</w:t>
+          </w:r>
+          <w:r>
+            <w:tab/>
+          </w:r>
+          <w:r>
+            <w:fldChar w:fldCharType="begin"/>
+          </w:r>
+          <w:r>
+            <w:instrText xml:space="preserve"> PAGEREF _Toc10893 \h </w:instrText>
+          </w:r>
+          <w:r>
+            <w:fldChar w:fldCharType="separate"/>
+          </w:r>
+          <w:r>
+            <w:t>44</w:t>
+          </w:r>
+          <w:r>
+            <w:fldChar w:fldCharType="end"/>
+          </w:r>
+          <w:r>
             <w:rPr>
-              <w:rStyle w:val="10"/>
+              <w:bCs/>
+              <w:color w:val="FF0000"/>
             </w:rPr>
-            <w:t>Программная реализация информационной системы</w:t>
-          </w:r>
-          <w:r>
-            <w:tab/>
-          </w:r>
-          <w:r>
-            <w:fldChar w:fldCharType="begin"/>
-          </w:r>
-          <w:r>
-            <w:instrText xml:space="preserve"> PAGEREF _Toc224554169 \h </w:instrText>
-          </w:r>
-          <w:r>
-            <w:fldChar w:fldCharType="separate"/>
-          </w:r>
-          <w:r>
-            <w:t>39</w:t>
-          </w:r>
-          <w:r>
-            <w:fldChar w:fldCharType="end"/>
-          </w:r>
-          <w:r>
             <w:fldChar w:fldCharType="end"/>
           </w:r>
         </w:p>
@@ -1974,48 +2108,54 @@
           <w:pPr>
             <w:pStyle w:val="16"/>
             <w:tabs>
-              <w:tab w:val="right" w:leader="dot" w:pos="9345"/>
+              <w:tab w:val="right" w:leader="dot" w:pos="9355"/>
             </w:tabs>
+          </w:pPr>
+          <w:r>
             <w:rPr>
-              <w:rFonts w:asciiTheme="minorHAnsi" w:hAnsiTheme="minorHAnsi" w:eastAsiaTheme="minorEastAsia" w:cstheme="minorBidi"/>
-              <w:sz w:val="22"/>
-              <w:lang w:eastAsia="ru-RU"/>
+              <w:bCs/>
+              <w:color w:val="FF0000"/>
             </w:rPr>
-          </w:pPr>
-          <w:r>
             <w:fldChar w:fldCharType="begin"/>
           </w:r>
           <w:r>
-            <w:instrText xml:space="preserve"> HYPERLINK \l "_Toc224554170" </w:instrText>
-          </w:r>
-          <w:r>
+            <w:rPr>
+              <w:bCs/>
+            </w:rPr>
+            <w:instrText xml:space="preserve"> HYPERLINK \l _Toc14169 </w:instrText>
+          </w:r>
+          <w:r>
+            <w:rPr>
+              <w:bCs/>
+            </w:rPr>
             <w:fldChar w:fldCharType="separate"/>
           </w:r>
           <w:r>
+            <w:t>Разработка интерфейса приложений</w:t>
+          </w:r>
+          <w:r>
+            <w:tab/>
+          </w:r>
+          <w:r>
+            <w:fldChar w:fldCharType="begin"/>
+          </w:r>
+          <w:r>
+            <w:instrText xml:space="preserve"> PAGEREF _Toc14169 \h </w:instrText>
+          </w:r>
+          <w:r>
+            <w:fldChar w:fldCharType="separate"/>
+          </w:r>
+          <w:r>
+            <w:t>44</w:t>
+          </w:r>
+          <w:r>
+            <w:fldChar w:fldCharType="end"/>
+          </w:r>
+          <w:r>
             <w:rPr>
-              <w:rStyle w:val="10"/>
+              <w:bCs/>
+              <w:color w:val="FF0000"/>
             </w:rPr>
-            <w:t>Разработка интерфейса приложений</w:t>
-          </w:r>
-          <w:r>
-            <w:tab/>
-          </w:r>
-          <w:r>
-            <w:fldChar w:fldCharType="begin"/>
-          </w:r>
-          <w:r>
-            <w:instrText xml:space="preserve"> PAGEREF _Toc224554170 \h </w:instrText>
-          </w:r>
-          <w:r>
-            <w:fldChar w:fldCharType="separate"/>
-          </w:r>
-          <w:r>
-            <w:t>39</w:t>
-          </w:r>
-          <w:r>
-            <w:fldChar w:fldCharType="end"/>
-          </w:r>
-          <w:r>
             <w:fldChar w:fldCharType="end"/>
           </w:r>
         </w:p>
@@ -2023,48 +2163,54 @@
           <w:pPr>
             <w:pStyle w:val="16"/>
             <w:tabs>
-              <w:tab w:val="right" w:leader="dot" w:pos="9345"/>
+              <w:tab w:val="right" w:leader="dot" w:pos="9355"/>
             </w:tabs>
+          </w:pPr>
+          <w:r>
             <w:rPr>
-              <w:rFonts w:asciiTheme="minorHAnsi" w:hAnsiTheme="minorHAnsi" w:eastAsiaTheme="minorEastAsia" w:cstheme="minorBidi"/>
-              <w:sz w:val="22"/>
-              <w:lang w:eastAsia="ru-RU"/>
+              <w:bCs/>
+              <w:color w:val="FF0000"/>
             </w:rPr>
-          </w:pPr>
-          <w:r>
             <w:fldChar w:fldCharType="begin"/>
           </w:r>
           <w:r>
-            <w:instrText xml:space="preserve"> HYPERLINK \l "_Toc224554171" </w:instrText>
-          </w:r>
-          <w:r>
+            <w:rPr>
+              <w:bCs/>
+            </w:rPr>
+            <w:instrText xml:space="preserve"> HYPERLINK \l _Toc13413 </w:instrText>
+          </w:r>
+          <w:r>
+            <w:rPr>
+              <w:bCs/>
+            </w:rPr>
             <w:fldChar w:fldCharType="separate"/>
           </w:r>
           <w:r>
+            <w:t>Многопользовательский режим</w:t>
+          </w:r>
+          <w:r>
+            <w:tab/>
+          </w:r>
+          <w:r>
+            <w:fldChar w:fldCharType="begin"/>
+          </w:r>
+          <w:r>
+            <w:instrText xml:space="preserve"> PAGEREF _Toc13413 \h </w:instrText>
+          </w:r>
+          <w:r>
+            <w:fldChar w:fldCharType="separate"/>
+          </w:r>
+          <w:r>
+            <w:t>46</w:t>
+          </w:r>
+          <w:r>
+            <w:fldChar w:fldCharType="end"/>
+          </w:r>
+          <w:r>
             <w:rPr>
-              <w:rStyle w:val="10"/>
+              <w:bCs/>
+              <w:color w:val="FF0000"/>
             </w:rPr>
-            <w:t>Многопользовательский режим</w:t>
-          </w:r>
-          <w:r>
-            <w:tab/>
-          </w:r>
-          <w:r>
-            <w:fldChar w:fldCharType="begin"/>
-          </w:r>
-          <w:r>
-            <w:instrText xml:space="preserve"> PAGEREF _Toc224554171 \h </w:instrText>
-          </w:r>
-          <w:r>
-            <w:fldChar w:fldCharType="separate"/>
-          </w:r>
-          <w:r>
-            <w:t>41</w:t>
-          </w:r>
-          <w:r>
-            <w:fldChar w:fldCharType="end"/>
-          </w:r>
-          <w:r>
             <w:fldChar w:fldCharType="end"/>
           </w:r>
         </w:p>
@@ -2072,48 +2218,54 @@
           <w:pPr>
             <w:pStyle w:val="16"/>
             <w:tabs>
-              <w:tab w:val="right" w:leader="dot" w:pos="9345"/>
+              <w:tab w:val="right" w:leader="dot" w:pos="9355"/>
             </w:tabs>
+          </w:pPr>
+          <w:r>
             <w:rPr>
-              <w:rFonts w:asciiTheme="minorHAnsi" w:hAnsiTheme="minorHAnsi" w:eastAsiaTheme="minorEastAsia" w:cstheme="minorBidi"/>
-              <w:sz w:val="22"/>
-              <w:lang w:eastAsia="ru-RU"/>
+              <w:bCs/>
+              <w:color w:val="FF0000"/>
             </w:rPr>
-          </w:pPr>
-          <w:r>
             <w:fldChar w:fldCharType="begin"/>
           </w:r>
           <w:r>
-            <w:instrText xml:space="preserve"> HYPERLINK \l "_Toc224554172" </w:instrText>
-          </w:r>
-          <w:r>
+            <w:rPr>
+              <w:bCs/>
+            </w:rPr>
+            <w:instrText xml:space="preserve"> HYPERLINK \l _Toc31589 </w:instrText>
+          </w:r>
+          <w:r>
+            <w:rPr>
+              <w:bCs/>
+            </w:rPr>
             <w:fldChar w:fldCharType="separate"/>
           </w:r>
           <w:r>
+            <w:t>Реализация функций поиска и фильтрации данных</w:t>
+          </w:r>
+          <w:r>
+            <w:tab/>
+          </w:r>
+          <w:r>
+            <w:fldChar w:fldCharType="begin"/>
+          </w:r>
+          <w:r>
+            <w:instrText xml:space="preserve"> PAGEREF _Toc31589 \h </w:instrText>
+          </w:r>
+          <w:r>
+            <w:fldChar w:fldCharType="separate"/>
+          </w:r>
+          <w:r>
+            <w:t>47</w:t>
+          </w:r>
+          <w:r>
+            <w:fldChar w:fldCharType="end"/>
+          </w:r>
+          <w:r>
             <w:rPr>
-              <w:rStyle w:val="10"/>
+              <w:bCs/>
+              <w:color w:val="FF0000"/>
             </w:rPr>
-            <w:t>Реализация функций поиска и фильтрации данных</w:t>
-          </w:r>
-          <w:r>
-            <w:tab/>
-          </w:r>
-          <w:r>
-            <w:fldChar w:fldCharType="begin"/>
-          </w:r>
-          <w:r>
-            <w:instrText xml:space="preserve"> PAGEREF _Toc224554172 \h </w:instrText>
-          </w:r>
-          <w:r>
-            <w:fldChar w:fldCharType="separate"/>
-          </w:r>
-          <w:r>
-            <w:t>42</w:t>
-          </w:r>
-          <w:r>
-            <w:fldChar w:fldCharType="end"/>
-          </w:r>
-          <w:r>
             <w:fldChar w:fldCharType="end"/>
           </w:r>
         </w:p>
@@ -2121,48 +2273,54 @@
           <w:pPr>
             <w:pStyle w:val="16"/>
             <w:tabs>
-              <w:tab w:val="right" w:leader="dot" w:pos="9345"/>
+              <w:tab w:val="right" w:leader="dot" w:pos="9355"/>
             </w:tabs>
+          </w:pPr>
+          <w:r>
             <w:rPr>
-              <w:rFonts w:asciiTheme="minorHAnsi" w:hAnsiTheme="minorHAnsi" w:eastAsiaTheme="minorEastAsia" w:cstheme="minorBidi"/>
-              <w:sz w:val="22"/>
-              <w:lang w:eastAsia="ru-RU"/>
+              <w:bCs/>
+              <w:color w:val="FF0000"/>
             </w:rPr>
-          </w:pPr>
-          <w:r>
             <w:fldChar w:fldCharType="begin"/>
           </w:r>
           <w:r>
-            <w:instrText xml:space="preserve"> HYPERLINK \l "_Toc224554173" </w:instrText>
-          </w:r>
-          <w:r>
+            <w:rPr>
+              <w:bCs/>
+            </w:rPr>
+            <w:instrText xml:space="preserve"> HYPERLINK \l _Toc12976 </w:instrText>
+          </w:r>
+          <w:r>
+            <w:rPr>
+              <w:bCs/>
+            </w:rPr>
             <w:fldChar w:fldCharType="separate"/>
           </w:r>
           <w:r>
+            <w:t>Реализация функций просмотра и генерации отчётов</w:t>
+          </w:r>
+          <w:r>
+            <w:tab/>
+          </w:r>
+          <w:r>
+            <w:fldChar w:fldCharType="begin"/>
+          </w:r>
+          <w:r>
+            <w:instrText xml:space="preserve"> PAGEREF _Toc12976 \h </w:instrText>
+          </w:r>
+          <w:r>
+            <w:fldChar w:fldCharType="separate"/>
+          </w:r>
+          <w:r>
+            <w:t>48</w:t>
+          </w:r>
+          <w:r>
+            <w:fldChar w:fldCharType="end"/>
+          </w:r>
+          <w:r>
             <w:rPr>
-              <w:rStyle w:val="10"/>
+              <w:bCs/>
+              <w:color w:val="FF0000"/>
             </w:rPr>
-            <w:t>Реализация функций просмотра и генерации отчётов</w:t>
-          </w:r>
-          <w:r>
-            <w:tab/>
-          </w:r>
-          <w:r>
-            <w:fldChar w:fldCharType="begin"/>
-          </w:r>
-          <w:r>
-            <w:instrText xml:space="preserve"> PAGEREF _Toc224554173 \h </w:instrText>
-          </w:r>
-          <w:r>
-            <w:fldChar w:fldCharType="separate"/>
-          </w:r>
-          <w:r>
-            <w:t>44</w:t>
-          </w:r>
-          <w:r>
-            <w:fldChar w:fldCharType="end"/>
-          </w:r>
-          <w:r>
             <w:fldChar w:fldCharType="end"/>
           </w:r>
         </w:p>
@@ -2170,48 +2328,54 @@
           <w:pPr>
             <w:pStyle w:val="16"/>
             <w:tabs>
-              <w:tab w:val="right" w:leader="dot" w:pos="9345"/>
+              <w:tab w:val="right" w:leader="dot" w:pos="9355"/>
             </w:tabs>
+          </w:pPr>
+          <w:r>
             <w:rPr>
-              <w:rFonts w:asciiTheme="minorHAnsi" w:hAnsiTheme="minorHAnsi" w:eastAsiaTheme="minorEastAsia" w:cstheme="minorBidi"/>
-              <w:sz w:val="22"/>
-              <w:lang w:eastAsia="ru-RU"/>
+              <w:bCs/>
+              <w:color w:val="FF0000"/>
             </w:rPr>
-          </w:pPr>
-          <w:r>
             <w:fldChar w:fldCharType="begin"/>
           </w:r>
           <w:r>
-            <w:instrText xml:space="preserve"> HYPERLINK \l "_Toc224554174" </w:instrText>
-          </w:r>
-          <w:r>
+            <w:rPr>
+              <w:bCs/>
+            </w:rPr>
+            <w:instrText xml:space="preserve"> HYPERLINK \l _Toc21472 </w:instrText>
+          </w:r>
+          <w:r>
+            <w:rPr>
+              <w:bCs/>
+            </w:rPr>
             <w:fldChar w:fldCharType="separate"/>
           </w:r>
           <w:r>
+            <w:t>Реализация дополнительных функций приложений</w:t>
+          </w:r>
+          <w:r>
+            <w:tab/>
+          </w:r>
+          <w:r>
+            <w:fldChar w:fldCharType="begin"/>
+          </w:r>
+          <w:r>
+            <w:instrText xml:space="preserve"> PAGEREF _Toc21472 \h </w:instrText>
+          </w:r>
+          <w:r>
+            <w:fldChar w:fldCharType="separate"/>
+          </w:r>
+          <w:r>
+            <w:t>54</w:t>
+          </w:r>
+          <w:r>
+            <w:fldChar w:fldCharType="end"/>
+          </w:r>
+          <w:r>
             <w:rPr>
-              <w:rStyle w:val="10"/>
+              <w:bCs/>
+              <w:color w:val="FF0000"/>
             </w:rPr>
-            <w:t>Реализация дополнительных функций приложений</w:t>
-          </w:r>
-          <w:r>
-            <w:tab/>
-          </w:r>
-          <w:r>
-            <w:fldChar w:fldCharType="begin"/>
-          </w:r>
-          <w:r>
-            <w:instrText xml:space="preserve"> PAGEREF _Toc224554174 \h </w:instrText>
-          </w:r>
-          <w:r>
-            <w:fldChar w:fldCharType="separate"/>
-          </w:r>
-          <w:r>
-            <w:t>49</w:t>
-          </w:r>
-          <w:r>
-            <w:fldChar w:fldCharType="end"/>
-          </w:r>
-          <w:r>
             <w:fldChar w:fldCharType="end"/>
           </w:r>
         </w:p>
@@ -2219,48 +2383,54 @@
           <w:pPr>
             <w:pStyle w:val="16"/>
             <w:tabs>
-              <w:tab w:val="right" w:leader="dot" w:pos="9345"/>
+              <w:tab w:val="right" w:leader="dot" w:pos="9355"/>
             </w:tabs>
+          </w:pPr>
+          <w:r>
             <w:rPr>
-              <w:rFonts w:asciiTheme="minorHAnsi" w:hAnsiTheme="minorHAnsi" w:eastAsiaTheme="minorEastAsia" w:cstheme="minorBidi"/>
-              <w:sz w:val="22"/>
-              <w:lang w:eastAsia="ru-RU"/>
+              <w:bCs/>
+              <w:color w:val="FF0000"/>
             </w:rPr>
-          </w:pPr>
-          <w:r>
             <w:fldChar w:fldCharType="begin"/>
           </w:r>
           <w:r>
-            <w:instrText xml:space="preserve"> HYPERLINK \l "_Toc224554175" </w:instrText>
-          </w:r>
-          <w:r>
+            <w:rPr>
+              <w:bCs/>
+            </w:rPr>
+            <w:instrText xml:space="preserve"> HYPERLINK \l _Toc5964 </w:instrText>
+          </w:r>
+          <w:r>
+            <w:rPr>
+              <w:bCs/>
+            </w:rPr>
             <w:fldChar w:fldCharType="separate"/>
           </w:r>
           <w:r>
+            <w:t>Тестирование приложений и отладка программных модулей</w:t>
+          </w:r>
+          <w:r>
+            <w:tab/>
+          </w:r>
+          <w:r>
+            <w:fldChar w:fldCharType="begin"/>
+          </w:r>
+          <w:r>
+            <w:instrText xml:space="preserve"> PAGEREF _Toc5964 \h </w:instrText>
+          </w:r>
+          <w:r>
+            <w:fldChar w:fldCharType="separate"/>
+          </w:r>
+          <w:r>
+            <w:t>58</w:t>
+          </w:r>
+          <w:r>
+            <w:fldChar w:fldCharType="end"/>
+          </w:r>
+          <w:r>
             <w:rPr>
-              <w:rStyle w:val="10"/>
+              <w:bCs/>
+              <w:color w:val="FF0000"/>
             </w:rPr>
-            <w:t>Тестирование приложений и отладка программных модулей</w:t>
-          </w:r>
-          <w:r>
-            <w:tab/>
-          </w:r>
-          <w:r>
-            <w:fldChar w:fldCharType="begin"/>
-          </w:r>
-          <w:r>
-            <w:instrText xml:space="preserve"> PAGEREF _Toc224554175 \h </w:instrText>
-          </w:r>
-          <w:r>
-            <w:fldChar w:fldCharType="separate"/>
-          </w:r>
-          <w:r>
-            <w:t>55</w:t>
-          </w:r>
-          <w:r>
-            <w:fldChar w:fldCharType="end"/>
-          </w:r>
-          <w:r>
             <w:fldChar w:fldCharType="end"/>
           </w:r>
         </w:p>
@@ -2268,268 +2438,347 @@
           <w:pPr>
             <w:pStyle w:val="16"/>
             <w:tabs>
-              <w:tab w:val="right" w:leader="dot" w:pos="9345"/>
+              <w:tab w:val="right" w:leader="dot" w:pos="9355"/>
             </w:tabs>
+          </w:pPr>
+          <w:r>
             <w:rPr>
-              <w:rFonts w:asciiTheme="minorHAnsi" w:hAnsiTheme="minorHAnsi" w:eastAsiaTheme="minorEastAsia" w:cstheme="minorBidi"/>
-              <w:sz w:val="22"/>
-              <w:lang w:eastAsia="ru-RU"/>
+              <w:bCs/>
+              <w:color w:val="FF0000"/>
             </w:rPr>
-          </w:pPr>
-          <w:r>
             <w:fldChar w:fldCharType="begin"/>
           </w:r>
           <w:r>
-            <w:instrText xml:space="preserve"> HYPERLINK \l "_Toc224554176" </w:instrText>
-          </w:r>
-          <w:r>
+            <w:rPr>
+              <w:bCs/>
+            </w:rPr>
+            <w:instrText xml:space="preserve"> HYPERLINK \l _Toc9091 </w:instrText>
+          </w:r>
+          <w:r>
+            <w:rPr>
+              <w:bCs/>
+            </w:rPr>
             <w:fldChar w:fldCharType="separate"/>
           </w:r>
           <w:r>
+            <w:t>Создание инсталлятора программного обеспечения</w:t>
+          </w:r>
+          <w:r>
+            <w:tab/>
+          </w:r>
+          <w:r>
+            <w:fldChar w:fldCharType="begin"/>
+          </w:r>
+          <w:r>
+            <w:instrText xml:space="preserve"> PAGEREF _Toc9091 \h </w:instrText>
+          </w:r>
+          <w:r>
+            <w:fldChar w:fldCharType="separate"/>
+          </w:r>
+          <w:r>
+            <w:t>68</w:t>
+          </w:r>
+          <w:r>
+            <w:fldChar w:fldCharType="end"/>
+          </w:r>
+          <w:r>
             <w:rPr>
-              <w:rStyle w:val="10"/>
+              <w:bCs/>
+              <w:color w:val="FF0000"/>
             </w:rPr>
-            <w:t>Создание инсталлятора программного обеспечения</w:t>
-          </w:r>
-          <w:r>
-            <w:tab/>
-          </w:r>
-          <w:r>
-            <w:fldChar w:fldCharType="begin"/>
-          </w:r>
-          <w:r>
-            <w:instrText xml:space="preserve"> PAGEREF _Toc224554176 \h </w:instrText>
-          </w:r>
-          <w:r>
-            <w:fldChar w:fldCharType="separate"/>
-          </w:r>
-          <w:r>
-            <w:t>65</w:t>
-          </w:r>
-          <w:r>
-            <w:fldChar w:fldCharType="end"/>
-          </w:r>
-          <w:r>
             <w:fldChar w:fldCharType="end"/>
           </w:r>
         </w:p>
         <w:p>
           <w:pPr>
             <w:pStyle w:val="14"/>
+            <w:tabs>
+              <w:tab w:val="right" w:leader="dot" w:pos="9355"/>
+              <w:tab w:val="clear" w:pos="9345"/>
+            </w:tabs>
+          </w:pPr>
+          <w:r>
             <w:rPr>
-              <w:rFonts w:asciiTheme="minorHAnsi" w:hAnsiTheme="minorHAnsi" w:eastAsiaTheme="minorEastAsia" w:cstheme="minorBidi"/>
-              <w:b w:val="0"/>
-              <w:bCs w:val="0"/>
-              <w:sz w:val="22"/>
-              <w:lang w:eastAsia="ru-RU"/>
+              <w:bCs/>
+              <w:color w:val="FF0000"/>
             </w:rPr>
-          </w:pPr>
-          <w:r>
             <w:fldChar w:fldCharType="begin"/>
           </w:r>
           <w:r>
-            <w:instrText xml:space="preserve"> HYPERLINK \l "_Toc224554177" </w:instrText>
-          </w:r>
-          <w:r>
+            <w:rPr>
+              <w:bCs/>
+            </w:rPr>
+            <w:instrText xml:space="preserve"> HYPERLINK \l _Toc22811 </w:instrText>
+          </w:r>
+          <w:r>
+            <w:rPr>
+              <w:bCs/>
+            </w:rPr>
             <w:fldChar w:fldCharType="separate"/>
           </w:r>
           <w:r>
+            <w:t>Разработка сопровождающей технической документации</w:t>
+          </w:r>
+          <w:r>
+            <w:tab/>
+          </w:r>
+          <w:r>
+            <w:fldChar w:fldCharType="begin"/>
+          </w:r>
+          <w:r>
+            <w:instrText xml:space="preserve"> PAGEREF _Toc22811 \h </w:instrText>
+          </w:r>
+          <w:r>
+            <w:fldChar w:fldCharType="separate"/>
+          </w:r>
+          <w:r>
+            <w:t>69</w:t>
+          </w:r>
+          <w:r>
+            <w:fldChar w:fldCharType="end"/>
+          </w:r>
+          <w:r>
             <w:rPr>
-              <w:rStyle w:val="10"/>
+              <w:bCs/>
+              <w:color w:val="FF0000"/>
             </w:rPr>
-            <w:t>Разработка сопровождающей технической документации</w:t>
-          </w:r>
-          <w:r>
-            <w:tab/>
-          </w:r>
-          <w:r>
-            <w:fldChar w:fldCharType="begin"/>
-          </w:r>
-          <w:r>
-            <w:instrText xml:space="preserve"> PAGEREF _Toc224554177 \h </w:instrText>
-          </w:r>
-          <w:r>
-            <w:fldChar w:fldCharType="separate"/>
-          </w:r>
-          <w:r>
-            <w:t>66</w:t>
-          </w:r>
-          <w:r>
-            <w:fldChar w:fldCharType="end"/>
-          </w:r>
-          <w:r>
             <w:fldChar w:fldCharType="end"/>
           </w:r>
         </w:p>
         <w:p>
           <w:pPr>
             <w:pStyle w:val="14"/>
+            <w:tabs>
+              <w:tab w:val="right" w:leader="dot" w:pos="9355"/>
+              <w:tab w:val="clear" w:pos="9345"/>
+            </w:tabs>
+          </w:pPr>
+          <w:r>
             <w:rPr>
-              <w:rFonts w:asciiTheme="minorHAnsi" w:hAnsiTheme="minorHAnsi" w:eastAsiaTheme="minorEastAsia" w:cstheme="minorBidi"/>
-              <w:b w:val="0"/>
-              <w:bCs w:val="0"/>
-              <w:sz w:val="22"/>
-              <w:lang w:eastAsia="ru-RU"/>
+              <w:bCs/>
+              <w:color w:val="FF0000"/>
             </w:rPr>
-          </w:pPr>
-          <w:r>
             <w:fldChar w:fldCharType="begin"/>
           </w:r>
           <w:r>
-            <w:instrText xml:space="preserve"> HYPERLINK \l "_Toc224554178" </w:instrText>
-          </w:r>
-          <w:r>
+            <w:rPr>
+              <w:bCs/>
+            </w:rPr>
+            <w:instrText xml:space="preserve"> HYPERLINK \l _Toc20620 </w:instrText>
+          </w:r>
+          <w:r>
+            <w:rPr>
+              <w:bCs/>
+            </w:rPr>
             <w:fldChar w:fldCharType="separate"/>
           </w:r>
           <w:r>
+            <w:t>Оценка экономической/социальной эффективности проекта</w:t>
+          </w:r>
+          <w:r>
+            <w:tab/>
+          </w:r>
+          <w:r>
+            <w:fldChar w:fldCharType="begin"/>
+          </w:r>
+          <w:r>
+            <w:instrText xml:space="preserve"> PAGEREF _Toc20620 \h </w:instrText>
+          </w:r>
+          <w:r>
+            <w:fldChar w:fldCharType="separate"/>
+          </w:r>
+          <w:r>
+            <w:t>70</w:t>
+          </w:r>
+          <w:r>
+            <w:fldChar w:fldCharType="end"/>
+          </w:r>
+          <w:r>
             <w:rPr>
-              <w:rStyle w:val="10"/>
+              <w:bCs/>
+              <w:color w:val="FF0000"/>
             </w:rPr>
-            <w:t>Оценка экономической/социальной эффективности проекта</w:t>
-          </w:r>
-          <w:r>
-            <w:tab/>
-          </w:r>
-          <w:r>
-            <w:fldChar w:fldCharType="begin"/>
-          </w:r>
-          <w:r>
-            <w:instrText xml:space="preserve"> PAGEREF _Toc224554178 \h </w:instrText>
-          </w:r>
-          <w:r>
-            <w:fldChar w:fldCharType="separate"/>
-          </w:r>
-          <w:r>
-            <w:t>67</w:t>
-          </w:r>
-          <w:r>
-            <w:fldChar w:fldCharType="end"/>
-          </w:r>
-          <w:r>
             <w:fldChar w:fldCharType="end"/>
           </w:r>
         </w:p>
         <w:p>
           <w:pPr>
             <w:pStyle w:val="14"/>
+            <w:tabs>
+              <w:tab w:val="right" w:leader="dot" w:pos="9355"/>
+              <w:tab w:val="clear" w:pos="9345"/>
+            </w:tabs>
+          </w:pPr>
+          <w:r>
             <w:rPr>
-              <w:rFonts w:asciiTheme="minorHAnsi" w:hAnsiTheme="minorHAnsi" w:eastAsiaTheme="minorEastAsia" w:cstheme="minorBidi"/>
-              <w:b w:val="0"/>
-              <w:bCs w:val="0"/>
-              <w:sz w:val="22"/>
-              <w:lang w:eastAsia="ru-RU"/>
+              <w:bCs/>
+              <w:color w:val="FF0000"/>
             </w:rPr>
-          </w:pPr>
-          <w:r>
             <w:fldChar w:fldCharType="begin"/>
           </w:r>
           <w:r>
-            <w:instrText xml:space="preserve"> HYPERLINK \l "_Toc224554179" </w:instrText>
-          </w:r>
-          <w:r>
+            <w:rPr>
+              <w:bCs/>
+            </w:rPr>
+            <w:instrText xml:space="preserve"> HYPERLINK \l _Toc27836 </w:instrText>
+          </w:r>
+          <w:r>
+            <w:rPr>
+              <w:bCs/>
+            </w:rPr>
             <w:fldChar w:fldCharType="separate"/>
           </w:r>
           <w:r>
+            <w:t>Заключение</w:t>
+          </w:r>
+          <w:r>
+            <w:tab/>
+          </w:r>
+          <w:r>
+            <w:fldChar w:fldCharType="begin"/>
+          </w:r>
+          <w:r>
+            <w:instrText xml:space="preserve"> PAGEREF _Toc27836 \h </w:instrText>
+          </w:r>
+          <w:r>
+            <w:fldChar w:fldCharType="separate"/>
+          </w:r>
+          <w:r>
+            <w:t>74</w:t>
+          </w:r>
+          <w:r>
+            <w:fldChar w:fldCharType="end"/>
+          </w:r>
+          <w:r>
             <w:rPr>
-              <w:rStyle w:val="10"/>
+              <w:bCs/>
+              <w:color w:val="FF0000"/>
             </w:rPr>
-            <w:t>Заключение</w:t>
-          </w:r>
-          <w:r>
-            <w:tab/>
-          </w:r>
-          <w:r>
-            <w:fldChar w:fldCharType="begin"/>
-          </w:r>
-          <w:r>
-            <w:instrText xml:space="preserve"> PAGEREF _Toc224554179 \h </w:instrText>
-          </w:r>
-          <w:r>
-            <w:fldChar w:fldCharType="separate"/>
-          </w:r>
-          <w:r>
-            <w:t>71</w:t>
-          </w:r>
-          <w:r>
-            <w:fldChar w:fldCharType="end"/>
-          </w:r>
-          <w:r>
             <w:fldChar w:fldCharType="end"/>
           </w:r>
         </w:p>
         <w:p>
           <w:pPr>
             <w:pStyle w:val="14"/>
+            <w:tabs>
+              <w:tab w:val="right" w:leader="dot" w:pos="9355"/>
+              <w:tab w:val="clear" w:pos="9345"/>
+            </w:tabs>
+          </w:pPr>
+          <w:r>
             <w:rPr>
-              <w:rFonts w:asciiTheme="minorHAnsi" w:hAnsiTheme="minorHAnsi" w:eastAsiaTheme="minorEastAsia" w:cstheme="minorBidi"/>
-              <w:b w:val="0"/>
-              <w:bCs w:val="0"/>
-              <w:sz w:val="22"/>
-              <w:lang w:eastAsia="ru-RU"/>
+              <w:bCs/>
+              <w:color w:val="FF0000"/>
             </w:rPr>
-          </w:pPr>
-          <w:r>
             <w:fldChar w:fldCharType="begin"/>
           </w:r>
           <w:r>
-            <w:instrText xml:space="preserve"> HYPERLINK \l "_Toc224554180" </w:instrText>
-          </w:r>
-          <w:r>
+            <w:rPr>
+              <w:bCs/>
+            </w:rPr>
+            <w:instrText xml:space="preserve"> HYPERLINK \l _Toc28431 </w:instrText>
+          </w:r>
+          <w:r>
+            <w:rPr>
+              <w:bCs/>
+            </w:rPr>
             <w:fldChar w:fldCharType="separate"/>
           </w:r>
           <w:r>
+            <w:t>Список литературы</w:t>
+          </w:r>
+          <w:r>
+            <w:tab/>
+          </w:r>
+          <w:r>
+            <w:fldChar w:fldCharType="begin"/>
+          </w:r>
+          <w:r>
+            <w:instrText xml:space="preserve"> PAGEREF _Toc28431 \h </w:instrText>
+          </w:r>
+          <w:r>
+            <w:fldChar w:fldCharType="separate"/>
+          </w:r>
+          <w:r>
+            <w:t>76</w:t>
+          </w:r>
+          <w:r>
+            <w:fldChar w:fldCharType="end"/>
+          </w:r>
+          <w:r>
             <w:rPr>
-              <w:rStyle w:val="10"/>
+              <w:bCs/>
+              <w:color w:val="FF0000"/>
             </w:rPr>
-            <w:t>Список литературы</w:t>
-          </w:r>
-          <w:r>
-            <w:tab/>
-          </w:r>
-          <w:r>
-            <w:fldChar w:fldCharType="begin"/>
-          </w:r>
-          <w:r>
-            <w:instrText xml:space="preserve"> PAGEREF _Toc224554180 \h </w:instrText>
-          </w:r>
-          <w:r>
-            <w:fldChar w:fldCharType="separate"/>
-          </w:r>
-          <w:r>
-            <w:t>72</w:t>
-          </w:r>
-          <w:r>
-            <w:fldChar w:fldCharType="end"/>
-          </w:r>
-          <w:r>
             <w:fldChar w:fldCharType="end"/>
           </w:r>
         </w:p>
         <w:p>
           <w:pPr>
             <w:pStyle w:val="14"/>
+            <w:tabs>
+              <w:tab w:val="right" w:leader="dot" w:pos="9355"/>
+              <w:tab w:val="clear" w:pos="9345"/>
+            </w:tabs>
+          </w:pPr>
+          <w:r>
             <w:rPr>
-              <w:rFonts w:asciiTheme="minorHAnsi" w:hAnsiTheme="minorHAnsi" w:eastAsiaTheme="minorEastAsia" w:cstheme="minorBidi"/>
-              <w:b w:val="0"/>
-              <w:bCs w:val="0"/>
-              <w:sz w:val="22"/>
-              <w:lang w:eastAsia="ru-RU"/>
+              <w:bCs/>
+              <w:color w:val="FF0000"/>
             </w:rPr>
-          </w:pPr>
-          <w:r>
             <w:fldChar w:fldCharType="begin"/>
           </w:r>
           <w:r>
-            <w:instrText xml:space="preserve"> HYPERLINK \l "_Toc224554181" </w:instrText>
-          </w:r>
-          <w:r>
+            <w:rPr>
+              <w:bCs/>
+            </w:rPr>
+            <w:instrText xml:space="preserve"> HYPERLINK \l _Toc2082 </w:instrText>
+          </w:r>
+          <w:r>
+            <w:rPr>
+              <w:bCs/>
+            </w:rPr>
             <w:fldChar w:fldCharType="separate"/>
           </w:r>
           <w:r>
+            <w:t xml:space="preserve">Программный продукт “Автоматизированная информационная система </w:t>
+          </w:r>
+          <w:bookmarkStart w:id="39" w:name="_GoBack"/>
+          <w:r>
             <w:rPr>
-              <w:rStyle w:val="10"/>
+              <w:lang w:val="ru-RU"/>
             </w:rPr>
-            <w:t>Программный продукт “Автоматизированная информационная система предоставления мер поддержки гражданам в Муниципальном казённом учреждении «Администрация Слободо-Туринского муниципального района Свердловской области (диск с дистрибутивом программного продукта для возможности внедрения на ПК заказчика, технической документацией и демонстрационным материалом)</w:t>
+            <w:t>для</w:t>
+          </w:r>
+          <w:r>
+            <w:rPr>
+              <w:rFonts w:hint="default"/>
+              <w:lang w:val="ru-RU"/>
+            </w:rPr>
+            <w:t xml:space="preserve"> работы с информационными киосками</w:t>
+          </w:r>
+          <w:r>
+            <w:t xml:space="preserve"> в </w:t>
+          </w:r>
+          <w:r>
+            <w:rPr>
+              <w:lang w:val="ru-RU"/>
+            </w:rPr>
+            <w:t>МАОУ</w:t>
+          </w:r>
+          <w:r>
+            <w:rPr>
+              <w:rFonts w:hint="default"/>
+              <w:lang w:val="ru-RU"/>
+            </w:rPr>
+            <w:t xml:space="preserve"> «Ильинская СОШ»</w:t>
+          </w:r>
+          <w:r>
+            <w:t xml:space="preserve"> </w:t>
+          </w:r>
+          <w:bookmarkEnd w:id="39"/>
+          <w:r>
+            <w:t>Свердловской области (диск с дистрибутивом программного продукта для возможности внедрения на ПК заказчика, технической документацией и демонстрационным материалом)</w:t>
           </w:r>
           <w:r>
             <w:tab/>
@@ -2538,66 +2787,78 @@
             <w:fldChar w:fldCharType="begin"/>
           </w:r>
           <w:r>
-            <w:instrText xml:space="preserve"> PAGEREF _Toc224554181 \h </w:instrText>
+            <w:instrText xml:space="preserve"> PAGEREF _Toc2082 \h </w:instrText>
           </w:r>
           <w:r>
             <w:fldChar w:fldCharType="separate"/>
           </w:r>
           <w:r>
-            <w:t>77</w:t>
+            <w:t>81</w:t>
           </w:r>
           <w:r>
             <w:fldChar w:fldCharType="end"/>
           </w:r>
           <w:r>
+            <w:rPr>
+              <w:bCs/>
+              <w:color w:val="FF0000"/>
+            </w:rPr>
             <w:fldChar w:fldCharType="end"/>
           </w:r>
         </w:p>
         <w:p>
           <w:pPr>
             <w:pStyle w:val="14"/>
+            <w:tabs>
+              <w:tab w:val="right" w:leader="dot" w:pos="9355"/>
+              <w:tab w:val="clear" w:pos="9345"/>
+            </w:tabs>
+          </w:pPr>
+          <w:r>
             <w:rPr>
-              <w:rFonts w:asciiTheme="minorHAnsi" w:hAnsiTheme="minorHAnsi" w:eastAsiaTheme="minorEastAsia" w:cstheme="minorBidi"/>
-              <w:b w:val="0"/>
-              <w:bCs w:val="0"/>
-              <w:sz w:val="22"/>
-              <w:lang w:eastAsia="ru-RU"/>
+              <w:bCs/>
+              <w:color w:val="FF0000"/>
             </w:rPr>
-          </w:pPr>
-          <w:r>
             <w:fldChar w:fldCharType="begin"/>
           </w:r>
           <w:r>
-            <w:instrText xml:space="preserve"> HYPERLINK \l "_Toc224554182" </w:instrText>
-          </w:r>
-          <w:r>
+            <w:rPr>
+              <w:bCs/>
+            </w:rPr>
+            <w:instrText xml:space="preserve"> HYPERLINK \l _Toc11956 </w:instrText>
+          </w:r>
+          <w:r>
+            <w:rPr>
+              <w:bCs/>
+            </w:rPr>
             <w:fldChar w:fldCharType="separate"/>
           </w:r>
           <w:r>
+            <w:t>Приложения</w:t>
+          </w:r>
+          <w:r>
+            <w:tab/>
+          </w:r>
+          <w:r>
+            <w:fldChar w:fldCharType="begin"/>
+          </w:r>
+          <w:r>
+            <w:instrText xml:space="preserve"> PAGEREF _Toc11956 \h </w:instrText>
+          </w:r>
+          <w:r>
+            <w:fldChar w:fldCharType="separate"/>
+          </w:r>
+          <w:r>
+            <w:t>82</w:t>
+          </w:r>
+          <w:r>
+            <w:fldChar w:fldCharType="end"/>
+          </w:r>
+          <w:r>
             <w:rPr>
-              <w:rStyle w:val="10"/>
+              <w:bCs/>
+              <w:color w:val="FF0000"/>
             </w:rPr>
-            <w:t>Приложения</w:t>
-          </w:r>
-          <w:r>
-            <w:tab/>
-          </w:r>
-          <w:r>
-            <w:fldChar w:fldCharType="begin"/>
-          </w:r>
-          <w:r>
-            <w:instrText xml:space="preserve"> PAGEREF _Toc224554182 \h </w:instrText>
-          </w:r>
-          <w:r>
-            <w:fldChar w:fldCharType="separate"/>
-          </w:r>
-          <w:r>
-            <w:t>78</w:t>
-          </w:r>
-          <w:r>
-            <w:fldChar w:fldCharType="end"/>
-          </w:r>
-          <w:r>
             <w:fldChar w:fldCharType="end"/>
           </w:r>
         </w:p>
@@ -2645,7 +2906,7 @@
         </w:rPr>
       </w:pPr>
       <w:bookmarkStart w:id="0" w:name="_Toc159834585"/>
-      <w:bookmarkStart w:id="1" w:name="_Toc224554150"/>
+      <w:bookmarkStart w:id="1" w:name="_Toc3839"/>
       <w:r>
         <w:rPr>
           <w:shd w:val="clear" w:color="auto" w:fill="FFFFFF"/>
@@ -2679,7 +2940,7 @@
       <w:pPr>
         <w:pStyle w:val="2"/>
       </w:pPr>
-      <w:bookmarkStart w:id="3" w:name="_Toc224554151"/>
+      <w:bookmarkStart w:id="3" w:name="_Toc28343"/>
       <w:r>
         <w:t>Введение</w:t>
       </w:r>
@@ -3624,7 +3885,7 @@
       <w:pPr>
         <w:pStyle w:val="2"/>
       </w:pPr>
-      <w:bookmarkStart w:id="4" w:name="_Toc224554152"/>
+      <w:bookmarkStart w:id="4" w:name="_Toc29028"/>
       <w:r>
         <w:t>Описание предметной области, анализ и выбор методов решения</w:t>
       </w:r>
@@ -3658,7 +3919,7 @@
       <w:pPr>
         <w:pStyle w:val="3"/>
       </w:pPr>
-      <w:bookmarkStart w:id="5" w:name="_Toc224554153"/>
+      <w:bookmarkStart w:id="5" w:name="_Toc10127"/>
       <w:r>
         <w:t>Исследование предметной области</w:t>
       </w:r>
@@ -4478,7 +4739,7 @@
           <w:highlight w:val="yellow"/>
         </w:rPr>
       </w:pPr>
-      <w:bookmarkStart w:id="6" w:name="_Toc224554154"/>
+      <w:bookmarkStart w:id="6" w:name="_Toc8044"/>
       <w:r>
         <w:rPr>
           <w:highlight w:val="none"/>
@@ -7018,7 +7279,7 @@
           <w:highlight w:val="none"/>
         </w:rPr>
       </w:pPr>
-      <w:bookmarkStart w:id="7" w:name="_Toc224554155"/>
+      <w:bookmarkStart w:id="7" w:name="_Toc10728"/>
       <w:r>
         <w:rPr>
           <w:rStyle w:val="27"/>
@@ -7658,7 +7919,7 @@
       <w:pPr>
         <w:pStyle w:val="3"/>
       </w:pPr>
-      <w:bookmarkStart w:id="8" w:name="_Toc224554156"/>
+      <w:bookmarkStart w:id="8" w:name="_Toc12455"/>
       <w:r>
         <w:t>Анализ существующих аналогов</w:t>
       </w:r>
@@ -8521,7 +8782,7 @@
       <w:pPr>
         <w:pStyle w:val="3"/>
       </w:pPr>
-      <w:bookmarkStart w:id="9" w:name="_Toc224554157"/>
+      <w:bookmarkStart w:id="9" w:name="_Toc29827"/>
       <w:r>
         <w:t>Разработка технического задания</w:t>
       </w:r>
@@ -8814,7 +9075,7 @@
       <w:pPr>
         <w:pStyle w:val="2"/>
       </w:pPr>
-      <w:bookmarkStart w:id="10" w:name="_Toc224554158"/>
+      <w:bookmarkStart w:id="10" w:name="_Toc152"/>
       <w:r>
         <w:t>Проектирование программного продукта</w:t>
       </w:r>
@@ -8848,7 +9109,7 @@
       <w:pPr>
         <w:pStyle w:val="3"/>
       </w:pPr>
-      <w:bookmarkStart w:id="11" w:name="_Toc224554159"/>
+      <w:bookmarkStart w:id="11" w:name="_Toc30090"/>
       <w:r>
         <w:t>Проектирование базы данных</w:t>
       </w:r>
@@ -9071,7 +9332,7 @@
       <w:pPr>
         <w:pStyle w:val="4"/>
       </w:pPr>
-      <w:bookmarkStart w:id="12" w:name="_Toc224554160"/>
+      <w:bookmarkStart w:id="12" w:name="_Toc10897"/>
       <w:r>
         <w:t>Создание логической модели</w:t>
       </w:r>
@@ -9782,7 +10043,7 @@
       <w:pPr>
         <w:pStyle w:val="4"/>
       </w:pPr>
-      <w:bookmarkStart w:id="13" w:name="_Toc224554161"/>
+      <w:bookmarkStart w:id="13" w:name="_Toc29079"/>
       <w:r>
         <w:t>Составление глоссариев и спецификаций</w:t>
       </w:r>
@@ -9885,7 +10146,7 @@
       <w:pPr>
         <w:pStyle w:val="4"/>
       </w:pPr>
-      <w:bookmarkStart w:id="14" w:name="_Toc224554162"/>
+      <w:bookmarkStart w:id="14" w:name="_Toc17701"/>
       <w:r>
         <w:t>Создание физической модели базы данных</w:t>
       </w:r>
@@ -10842,7 +11103,7 @@
       <w:pPr>
         <w:pStyle w:val="3"/>
       </w:pPr>
-      <w:bookmarkStart w:id="15" w:name="_Toc224554163"/>
+      <w:bookmarkStart w:id="15" w:name="_Toc32710"/>
       <w:r>
         <w:t>Использование импорта</w:t>
       </w:r>
@@ -11366,7 +11627,7 @@
       <w:pPr>
         <w:pStyle w:val="3"/>
       </w:pPr>
-      <w:bookmarkStart w:id="16" w:name="_Toc224554164"/>
+      <w:bookmarkStart w:id="16" w:name="_Toc25206"/>
       <w:r>
         <w:t xml:space="preserve">Создание </w:t>
       </w:r>
@@ -11584,7 +11845,7 @@
       <w:pPr>
         <w:pStyle w:val="3"/>
       </w:pPr>
-      <w:bookmarkStart w:id="17" w:name="_Toc224554165"/>
+      <w:bookmarkStart w:id="17" w:name="_Toc11103"/>
       <w:r>
         <w:t>Проектирование и реализация приложений конечных пользователей</w:t>
       </w:r>
@@ -11617,7 +11878,7 @@
       <w:pPr>
         <w:pStyle w:val="4"/>
       </w:pPr>
-      <w:bookmarkStart w:id="18" w:name="_Toc224554166"/>
+      <w:bookmarkStart w:id="18" w:name="_Toc17323"/>
       <w:r>
         <w:t>Выбор среды разработки приложений для ИС</w:t>
       </w:r>
@@ -12217,7 +12478,7 @@
       <w:pPr>
         <w:pStyle w:val="4"/>
       </w:pPr>
-      <w:bookmarkStart w:id="19" w:name="_Toc224554167"/>
+      <w:bookmarkStart w:id="19" w:name="_Toc4069"/>
       <w:r>
         <w:t>Проектирование с использованием UML диаграмм</w:t>
       </w:r>
@@ -12878,7 +13139,7 @@
       <w:pPr>
         <w:pStyle w:val="4"/>
       </w:pPr>
-      <w:bookmarkStart w:id="20" w:name="_Toc224554168"/>
+      <w:bookmarkStart w:id="20" w:name="_Toc24906"/>
       <w:r>
         <w:t>Проектирование пользовательского интерфейса</w:t>
       </w:r>
@@ -12925,7 +13186,7 @@
       <w:pPr>
         <w:pStyle w:val="2"/>
       </w:pPr>
-      <w:bookmarkStart w:id="21" w:name="_Toc224554169"/>
+      <w:bookmarkStart w:id="21" w:name="_Toc10893"/>
       <w:r>
         <w:t>Программная реализация информационной системы</w:t>
       </w:r>
@@ -12959,7 +13220,7 @@
       <w:pPr>
         <w:pStyle w:val="3"/>
       </w:pPr>
-      <w:bookmarkStart w:id="22" w:name="_Toc224554170"/>
+      <w:bookmarkStart w:id="22" w:name="_Toc14169"/>
       <w:r>
         <w:t>Разработка интерфейса приложений</w:t>
       </w:r>
@@ -13652,7 +13913,7 @@
       <w:pPr>
         <w:pStyle w:val="3"/>
       </w:pPr>
-      <w:bookmarkStart w:id="23" w:name="_Toc224554171"/>
+      <w:bookmarkStart w:id="23" w:name="_Toc13413"/>
       <w:r>
         <w:t>Многопользовательский режим</w:t>
       </w:r>
@@ -13730,7 +13991,7 @@
       <w:pPr>
         <w:pStyle w:val="3"/>
       </w:pPr>
-      <w:bookmarkStart w:id="24" w:name="_Toc224554172"/>
+      <w:bookmarkStart w:id="24" w:name="_Toc31589"/>
       <w:r>
         <w:t>Реализация функций поиска и фильтрации данных</w:t>
       </w:r>
@@ -14059,7 +14320,7 @@
       <w:pPr>
         <w:pStyle w:val="3"/>
       </w:pPr>
-      <w:bookmarkStart w:id="25" w:name="_Toc224554173"/>
+      <w:bookmarkStart w:id="25" w:name="_Toc12976"/>
       <w:r>
         <w:t>Реализация функций просмотра и генерации отчётов</w:t>
       </w:r>
@@ -15357,7 +15618,7 @@
       <w:pPr>
         <w:pStyle w:val="3"/>
       </w:pPr>
-      <w:bookmarkStart w:id="26" w:name="_Toc224554174"/>
+      <w:bookmarkStart w:id="26" w:name="_Toc21472"/>
       <w:r>
         <w:t>Реализация дополнительных функций приложений</w:t>
       </w:r>
@@ -16413,7 +16674,7 @@
       <w:pPr>
         <w:pStyle w:val="3"/>
       </w:pPr>
-      <w:bookmarkStart w:id="27" w:name="_Toc224554175"/>
+      <w:bookmarkStart w:id="27" w:name="_Toc5964"/>
       <w:r>
         <w:t>Тестирование приложений и отладка программных модулей</w:t>
       </w:r>
@@ -20345,8 +20606,8 @@
       <w:pPr>
         <w:pStyle w:val="3"/>
       </w:pPr>
-      <w:bookmarkStart w:id="28" w:name="_Toc224554176"/>
-      <w:bookmarkStart w:id="29" w:name="_Toc106568874"/>
+      <w:bookmarkStart w:id="28" w:name="_Toc106568874"/>
+      <w:bookmarkStart w:id="29" w:name="_Toc9091"/>
       <w:r>
         <w:t>Создание инсталлятора программного обеспечения</w:t>
       </w:r>
@@ -20520,7 +20781,7 @@
       <w:pPr>
         <w:pStyle w:val="2"/>
       </w:pPr>
-      <w:bookmarkStart w:id="30" w:name="_Toc224554177"/>
+      <w:bookmarkStart w:id="30" w:name="_Toc22811"/>
       <w:r>
         <w:t>Разработка сопровождающей технической документации</w:t>
       </w:r>
@@ -20565,7 +20826,7 @@
       <w:pPr>
         <w:pStyle w:val="2"/>
       </w:pPr>
-      <w:bookmarkStart w:id="31" w:name="_Toc224554178"/>
+      <w:bookmarkStart w:id="31" w:name="_Toc20620"/>
       <w:r>
         <w:t>Оценка экономической/социальной эффективности проекта</w:t>
       </w:r>
@@ -23213,8 +23474,6 @@
         </w:rPr>
         <w:t>.</w:t>
       </w:r>
-      <w:bookmarkStart w:id="36" w:name="_GoBack"/>
-      <w:bookmarkEnd w:id="36"/>
       <w:r>
         <w:rPr>
           <w:rFonts w:eastAsiaTheme="majorEastAsia"/>
@@ -23246,7 +23505,7 @@
       <w:pPr>
         <w:pStyle w:val="2"/>
       </w:pPr>
-      <w:bookmarkStart w:id="32" w:name="_Toc224554179"/>
+      <w:bookmarkStart w:id="32" w:name="_Toc27836"/>
       <w:r>
         <w:t>Заключение</w:t>
       </w:r>
@@ -23519,7 +23778,7 @@
       <w:pPr>
         <w:pStyle w:val="2"/>
       </w:pPr>
-      <w:bookmarkStart w:id="33" w:name="_Toc224554180"/>
+      <w:bookmarkStart w:id="33" w:name="_Toc28431"/>
       <w:r>
         <w:t>Список литературы</w:t>
       </w:r>
@@ -24310,9 +24569,41 @@
       <w:pPr>
         <w:pStyle w:val="2"/>
       </w:pPr>
-      <w:bookmarkStart w:id="34" w:name="_Toc224554181"/>
-      <w:r>
-        <w:t>Программный продукт “Автоматизированная информационная система предоставления мер поддержки гражданам в Муниципальном казённом учреждении «Администрация Слободо-Туринского муниципального района Свердловской области (диск с дистрибутивом программного продукта для возможности внедрения на ПК заказчика, технической документацией и демонстрационным материалом)</w:t>
+      <w:bookmarkStart w:id="34" w:name="_Toc2082"/>
+      <w:r>
+        <w:t xml:space="preserve">Программный продукт “Автоматизированная информационная система </w:t>
+      </w:r>
+      <w:r>
+        <w:rPr>
+          <w:lang w:val="ru-RU"/>
+        </w:rPr>
+        <w:t>для</w:t>
+      </w:r>
+      <w:r>
+        <w:rPr>
+          <w:rFonts w:hint="default"/>
+          <w:lang w:val="ru-RU"/>
+        </w:rPr>
+        <w:t xml:space="preserve"> работы с информационными киосками</w:t>
+      </w:r>
+      <w:r>
+        <w:t xml:space="preserve"> в </w:t>
+      </w:r>
+      <w:r>
+        <w:rPr>
+          <w:lang w:val="ru-RU"/>
+        </w:rPr>
+        <w:t>МАОУ</w:t>
+      </w:r>
+      <w:r>
+        <w:rPr>
+          <w:rFonts w:hint="default"/>
+          <w:lang w:val="ru-RU"/>
+        </w:rPr>
+        <w:t xml:space="preserve"> «Ильинская СОШ»</w:t>
+      </w:r>
+      <w:r>
+        <w:t xml:space="preserve"> Свердловской области (диск с дистрибутивом программного продукта для возможности внедрения на ПК заказчика, технической документацией и демонстрационным материалом)</w:t>
       </w:r>
       <w:bookmarkEnd w:id="34"/>
     </w:p>
@@ -24360,7 +24651,7 @@
       <w:pPr>
         <w:pStyle w:val="2"/>
       </w:pPr>
-      <w:bookmarkStart w:id="35" w:name="_Toc224554182"/>
+      <w:bookmarkStart w:id="35" w:name="_Toc11956"/>
       <w:r>
         <w:t>Приложения</w:t>
       </w:r>
@@ -25238,6 +25529,7 @@
           <w:szCs w:val="18"/>
         </w:rPr>
       </w:pPr>
+      <w:bookmarkStart w:id="36" w:name="_Toc12232"/>
       <w:r>
         <w:rPr>
           <w:rFonts w:hint="eastAsia" w:ascii="Microsoft YaHei" w:hAnsi="Microsoft YaHei" w:eastAsia="Microsoft YaHei"/>
@@ -25254,6 +25546,7 @@
         </w:rPr>
         <w:t xml:space="preserve"> пример TC_VALIDATION_001:</w:t>
       </w:r>
+      <w:bookmarkEnd w:id="36"/>
     </w:p>
     <w:tbl>
       <w:tblPr>
@@ -26698,6 +26991,7 @@
           <w:szCs w:val="18"/>
         </w:rPr>
       </w:pPr>
+      <w:bookmarkStart w:id="37" w:name="_Toc12193"/>
       <w:r>
         <w:rPr>
           <w:rFonts w:hint="eastAsia" w:ascii="Microsoft YaHei" w:hAnsi="Microsoft YaHei" w:eastAsia="Microsoft YaHei"/>
@@ -26714,6 +27008,7 @@
         </w:rPr>
         <w:t xml:space="preserve"> пример TC_VALIDATION_002:</w:t>
       </w:r>
+      <w:bookmarkEnd w:id="37"/>
     </w:p>
     <w:tbl>
       <w:tblPr>
@@ -28378,6 +28673,7 @@
           <w:szCs w:val="18"/>
         </w:rPr>
       </w:pPr>
+      <w:bookmarkStart w:id="38" w:name="_Toc17037"/>
       <w:r>
         <w:rPr>
           <w:rFonts w:hint="eastAsia" w:ascii="Microsoft YaHei" w:hAnsi="Microsoft YaHei" w:eastAsia="Microsoft YaHei"/>
@@ -28386,6 +28682,7 @@
         </w:rPr>
         <w:t>Тестовый пример TC_VALIDATION_003:</w:t>
       </w:r>
+      <w:bookmarkEnd w:id="38"/>
     </w:p>
     <w:tbl>
       <w:tblPr>
